--- a/justev/EngPrac.docx
+++ b/justev/EngPrac.docx
@@ -16287,7 +16287,22 @@
           <w:b/>
           <w:bCs/>
         </w:rPr>
-        <w:t>STAR Story + Professional Phrases Example</w:t>
+        <w:t xml:space="preserve">STAR </w:t>
+      </w:r>
+      <w:r>
+        <w:rPr>
+          <w:b/>
+          <w:bCs/>
+          <w:color w:val="FF0000"/>
+        </w:rPr>
+        <w:t xml:space="preserve">Story + Professional Phrases </w:t>
+      </w:r>
+      <w:r>
+        <w:rPr>
+          <w:b/>
+          <w:bCs/>
+        </w:rPr>
+        <w:t>Example</w:t>
       </w:r>
     </w:p>
     <w:p>
@@ -16489,8 +16504,16 @@
         <w:rPr>
           <w:b/>
           <w:bCs/>
-        </w:rPr>
-        <w:t>System Design + Professional Phrases Example</w:t>
+          <w:color w:val="FF0000"/>
+        </w:rPr>
+        <w:t>System Design + Professional P</w:t>
+      </w:r>
+      <w:r>
+        <w:rPr>
+          <w:b/>
+          <w:bCs/>
+        </w:rPr>
+        <w:t>hrases Example</w:t>
       </w:r>
     </w:p>
     <w:p>
@@ -16749,7 +16772,22 @@
           <w:b/>
           <w:bCs/>
         </w:rPr>
-        <w:t xml:space="preserve"> Behavioral STAR Phrases</w:t>
+        <w:t xml:space="preserve"> </w:t>
+      </w:r>
+      <w:r>
+        <w:rPr>
+          <w:b/>
+          <w:bCs/>
+          <w:color w:val="FF0000"/>
+        </w:rPr>
+        <w:t xml:space="preserve">Behavioral STAR </w:t>
+      </w:r>
+      <w:r>
+        <w:rPr>
+          <w:b/>
+          <w:bCs/>
+        </w:rPr>
+        <w:t>Phrases</w:t>
       </w:r>
     </w:p>
     <w:p>
@@ -17464,7 +17502,22 @@
           <w:b/>
           <w:bCs/>
         </w:rPr>
-        <w:t xml:space="preserve"> Technical / Coding Phrases</w:t>
+        <w:t xml:space="preserve"> </w:t>
+      </w:r>
+      <w:r>
+        <w:rPr>
+          <w:b/>
+          <w:bCs/>
+          <w:color w:val="FF0000"/>
+        </w:rPr>
+        <w:t xml:space="preserve">Technical / Coding </w:t>
+      </w:r>
+      <w:r>
+        <w:rPr>
+          <w:b/>
+          <w:bCs/>
+        </w:rPr>
+        <w:t>Phrases</w:t>
       </w:r>
     </w:p>
     <w:p>
@@ -18152,8 +18205,16 @@
         <w:rPr>
           <w:b/>
           <w:bCs/>
-        </w:rPr>
-        <w:t xml:space="preserve"> System Design Phrases</w:t>
+          <w:color w:val="FF0000"/>
+        </w:rPr>
+        <w:t xml:space="preserve"> System Design </w:t>
+      </w:r>
+      <w:r>
+        <w:rPr>
+          <w:b/>
+          <w:bCs/>
+        </w:rPr>
+        <w:t>Phrases</w:t>
       </w:r>
     </w:p>
     <w:p>
@@ -18843,7 +18904,22 @@
           <w:b/>
           <w:bCs/>
         </w:rPr>
-        <w:t xml:space="preserve"> Integrated Examples (STAR + Phrases + System Design)</w:t>
+        <w:t xml:space="preserve"> </w:t>
+      </w:r>
+      <w:r>
+        <w:rPr>
+          <w:b/>
+          <w:bCs/>
+          <w:color w:val="FF0000"/>
+        </w:rPr>
+        <w:t xml:space="preserve">Integrated </w:t>
+      </w:r>
+      <w:r>
+        <w:rPr>
+          <w:b/>
+          <w:bCs/>
+        </w:rPr>
+        <w:t>Examples (STAR + Phrases + System Design)</w:t>
       </w:r>
     </w:p>
     <w:p>
@@ -19203,6 +19279,8 @@
         <w:rPr>
           <w:b/>
           <w:bCs/>
+          <w:sz w:val="72"/>
+          <w:szCs w:val="72"/>
         </w:rPr>
       </w:pPr>
       <w:proofErr w:type="spellStart"/>
@@ -19210,6 +19288,8 @@
         <w:rPr>
           <w:b/>
           <w:bCs/>
+          <w:sz w:val="72"/>
+          <w:szCs w:val="72"/>
         </w:rPr>
         <w:t>Querry</w:t>
       </w:r>
@@ -19218,6 +19298,8 @@
         <w:rPr>
           <w:b/>
           <w:bCs/>
+          <w:sz w:val="72"/>
+          <w:szCs w:val="72"/>
         </w:rPr>
         <w:t>:</w:t>
       </w:r>
@@ -19571,6 +19653,7 @@
         <w:spacing w:after="0" w:line="240" w:lineRule="auto"/>
       </w:pPr>
       <w:r>
+        <w:lastRenderedPageBreak/>
         <w:pict w14:anchorId="0578012F">
           <v:rect id="_x0000_i1970" style="width:0;height:1.5pt" o:hralign="center" o:hrstd="t" o:hr="t" fillcolor="#a0a0a0" stroked="f"/>
         </w:pict>
@@ -19589,7 +19672,6 @@
           <w:b/>
           <w:bCs/>
         </w:rPr>
-        <w:lastRenderedPageBreak/>
         <w:t>Step 2: Statement Structure</w:t>
       </w:r>
     </w:p>

--- a/justev/EngPrac.docx
+++ b/justev/EngPrac.docx
@@ -44,11 +44,6 @@
       <w:pPr>
         <w:spacing w:after="0" w:line="240" w:lineRule="auto"/>
       </w:pPr>
-      <w:r>
-        <w:pict w14:anchorId="462C0BDC">
-          <v:rect id="_x0000_i1025" style="width:0;height:1.5pt" o:hralign="center" o:hrstd="t" o:hr="t" fillcolor="#a0a0a0" stroked="f"/>
-        </w:pict>
-      </w:r>
     </w:p>
     <w:p>
       <w:pPr>
@@ -197,11 +192,6 @@
       <w:pPr>
         <w:spacing w:after="0" w:line="240" w:lineRule="auto"/>
       </w:pPr>
-      <w:r>
-        <w:pict w14:anchorId="22CFDA47">
-          <v:rect id="_x0000_i1026" style="width:0;height:1.5pt" o:hralign="center" o:hrstd="t" o:hr="t" fillcolor="#a0a0a0" stroked="f"/>
-        </w:pict>
-      </w:r>
     </w:p>
     <w:p>
       <w:pPr>
@@ -310,11 +300,6 @@
       <w:pPr>
         <w:spacing w:after="0" w:line="240" w:lineRule="auto"/>
       </w:pPr>
-      <w:r>
-        <w:pict w14:anchorId="1AF5AA17">
-          <v:rect id="_x0000_i1027" style="width:0;height:1.5pt" o:hralign="center" o:hrstd="t" o:hr="t" fillcolor="#a0a0a0" stroked="f"/>
-        </w:pict>
-      </w:r>
     </w:p>
     <w:p>
       <w:pPr>
@@ -451,11 +436,6 @@
       <w:pPr>
         <w:spacing w:after="0" w:line="240" w:lineRule="auto"/>
       </w:pPr>
-      <w:r>
-        <w:pict w14:anchorId="5D8AF518">
-          <v:rect id="_x0000_i1028" style="width:0;height:1.5pt" o:hralign="center" o:hrstd="t" o:hr="t" fillcolor="#a0a0a0" stroked="f"/>
-        </w:pict>
-      </w:r>
     </w:p>
     <w:p>
       <w:pPr>
@@ -564,11 +544,6 @@
       <w:pPr>
         <w:spacing w:after="0" w:line="240" w:lineRule="auto"/>
       </w:pPr>
-      <w:r>
-        <w:pict w14:anchorId="36E97129">
-          <v:rect id="_x0000_i1029" style="width:0;height:1.5pt" o:hralign="center" o:hrstd="t" o:hr="t" fillcolor="#a0a0a0" stroked="f"/>
-        </w:pict>
-      </w:r>
     </w:p>
     <w:p>
       <w:pPr>
@@ -706,11 +681,6 @@
       <w:pPr>
         <w:spacing w:after="0" w:line="240" w:lineRule="auto"/>
       </w:pPr>
-      <w:r>
-        <w:pict w14:anchorId="34A70AC3">
-          <v:rect id="_x0000_i1030" style="width:0;height:1.5pt" o:hralign="center" o:hrstd="t" o:hr="t" fillcolor="#a0a0a0" stroked="f"/>
-        </w:pict>
-      </w:r>
     </w:p>
     <w:p>
       <w:pPr>
@@ -827,11 +797,6 @@
       <w:pPr>
         <w:spacing w:after="0" w:line="240" w:lineRule="auto"/>
       </w:pPr>
-      <w:r>
-        <w:pict w14:anchorId="07549EA7">
-          <v:rect id="_x0000_i1031" style="width:0;height:1.5pt" o:hralign="center" o:hrstd="t" o:hr="t" fillcolor="#a0a0a0" stroked="f"/>
-        </w:pict>
-      </w:r>
     </w:p>
     <w:p>
       <w:pPr>
@@ -940,11 +905,6 @@
       <w:pPr>
         <w:spacing w:after="0" w:line="240" w:lineRule="auto"/>
       </w:pPr>
-      <w:r>
-        <w:pict w14:anchorId="54572EE7">
-          <v:rect id="_x0000_i1032" style="width:0;height:1.5pt" o:hralign="center" o:hrstd="t" o:hr="t" fillcolor="#a0a0a0" stroked="f"/>
-        </w:pict>
-      </w:r>
     </w:p>
     <w:p>
       <w:pPr>
@@ -1157,11 +1117,6 @@
       <w:pPr>
         <w:spacing w:after="0" w:line="240" w:lineRule="auto"/>
       </w:pPr>
-      <w:r>
-        <w:pict w14:anchorId="1F79E757">
-          <v:rect id="_x0000_i1033" style="width:0;height:1.5pt" o:hralign="center" o:hrstd="t" o:hr="t" fillcolor="#a0a0a0" stroked="f"/>
-        </w:pict>
-      </w:r>
     </w:p>
     <w:p>
       <w:pPr>
@@ -1276,11 +1231,6 @@
       <w:pPr>
         <w:spacing w:after="0" w:line="240" w:lineRule="auto"/>
       </w:pPr>
-      <w:r>
-        <w:pict w14:anchorId="22ACBDF6">
-          <v:rect id="_x0000_i1034" style="width:0;height:1.5pt" o:hralign="center" o:hrstd="t" o:hr="t" fillcolor="#a0a0a0" stroked="f"/>
-        </w:pict>
-      </w:r>
     </w:p>
     <w:p>
       <w:pPr>
@@ -1422,11 +1372,6 @@
       <w:pPr>
         <w:spacing w:after="0" w:line="240" w:lineRule="auto"/>
       </w:pPr>
-      <w:r>
-        <w:pict w14:anchorId="58005989">
-          <v:rect id="_x0000_i1035" style="width:0;height:1.5pt" o:hralign="center" o:hrstd="t" o:hr="t" fillcolor="#a0a0a0" stroked="f"/>
-        </w:pict>
-      </w:r>
     </w:p>
     <w:p>
       <w:pPr>
@@ -1568,11 +1513,6 @@
       <w:pPr>
         <w:spacing w:after="0" w:line="240" w:lineRule="auto"/>
       </w:pPr>
-      <w:r>
-        <w:pict w14:anchorId="2077CE70">
-          <v:rect id="_x0000_i1036" style="width:0;height:1.5pt" o:hralign="center" o:hrstd="t" o:hr="t" fillcolor="#a0a0a0" stroked="f"/>
-        </w:pict>
-      </w:r>
     </w:p>
     <w:p>
       <w:pPr>
@@ -1714,11 +1654,6 @@
       <w:pPr>
         <w:spacing w:after="0" w:line="240" w:lineRule="auto"/>
       </w:pPr>
-      <w:r>
-        <w:pict w14:anchorId="2F376738">
-          <v:rect id="_x0000_i1037" style="width:0;height:1.5pt" o:hralign="center" o:hrstd="t" o:hr="t" fillcolor="#a0a0a0" stroked="f"/>
-        </w:pict>
-      </w:r>
     </w:p>
     <w:p>
       <w:pPr>
@@ -1861,11 +1796,6 @@
       <w:pPr>
         <w:spacing w:after="0" w:line="240" w:lineRule="auto"/>
       </w:pPr>
-      <w:r>
-        <w:pict w14:anchorId="7B7FA296">
-          <v:rect id="_x0000_i1038" style="width:0;height:1.5pt" o:hralign="center" o:hrstd="t" o:hr="t" fillcolor="#a0a0a0" stroked="f"/>
-        </w:pict>
-      </w:r>
     </w:p>
     <w:p>
       <w:pPr>
@@ -1962,11 +1892,6 @@
       <w:pPr>
         <w:spacing w:after="0" w:line="240" w:lineRule="auto"/>
       </w:pPr>
-      <w:r>
-        <w:pict w14:anchorId="6A8D4D20">
-          <v:rect id="_x0000_i1039" style="width:0;height:1.5pt" o:hralign="center" o:hrstd="t" o:hr="t" fillcolor="#a0a0a0" stroked="f"/>
-        </w:pict>
-      </w:r>
     </w:p>
     <w:p>
       <w:pPr>
@@ -2063,11 +1988,6 @@
       <w:pPr>
         <w:spacing w:after="0" w:line="240" w:lineRule="auto"/>
       </w:pPr>
-      <w:r>
-        <w:pict w14:anchorId="49D4AF8C">
-          <v:rect id="_x0000_i1040" style="width:0;height:1.5pt" o:hralign="center" o:hrstd="t" o:hr="t" fillcolor="#a0a0a0" stroked="f"/>
-        </w:pict>
-      </w:r>
     </w:p>
     <w:p>
       <w:pPr>
@@ -2164,11 +2084,6 @@
       <w:pPr>
         <w:spacing w:after="0" w:line="240" w:lineRule="auto"/>
       </w:pPr>
-      <w:r>
-        <w:pict w14:anchorId="7F5F6F6A">
-          <v:rect id="_x0000_i1041" style="width:0;height:1.5pt" o:hralign="center" o:hrstd="t" o:hr="t" fillcolor="#a0a0a0" stroked="f"/>
-        </w:pict>
-      </w:r>
     </w:p>
     <w:p>
       <w:pPr>
@@ -2265,11 +2180,6 @@
       <w:pPr>
         <w:spacing w:after="0" w:line="240" w:lineRule="auto"/>
       </w:pPr>
-      <w:r>
-        <w:pict w14:anchorId="0B422262">
-          <v:rect id="_x0000_i1042" style="width:0;height:1.5pt" o:hralign="center" o:hrstd="t" o:hr="t" fillcolor="#a0a0a0" stroked="f"/>
-        </w:pict>
-      </w:r>
     </w:p>
     <w:p>
       <w:pPr>
@@ -2431,11 +2341,6 @@
       <w:pPr>
         <w:spacing w:after="0" w:line="240" w:lineRule="auto"/>
       </w:pPr>
-      <w:r>
-        <w:pict w14:anchorId="273DD7B5">
-          <v:rect id="_x0000_i1043" style="width:0;height:1.5pt" o:hralign="center" o:hrstd="t" o:hr="t" fillcolor="#a0a0a0" stroked="f"/>
-        </w:pict>
-      </w:r>
     </w:p>
     <w:p>
       <w:pPr>
@@ -2504,11 +2409,6 @@
       <w:pPr>
         <w:spacing w:after="0" w:line="240" w:lineRule="auto"/>
       </w:pPr>
-      <w:r>
-        <w:pict w14:anchorId="0A891319">
-          <v:rect id="_x0000_i1044" style="width:0;height:1.5pt" o:hralign="center" o:hrstd="t" o:hr="t" fillcolor="#a0a0a0" stroked="f"/>
-        </w:pict>
-      </w:r>
     </w:p>
     <w:p>
       <w:pPr>
@@ -2632,7 +2532,15 @@
         <w:spacing w:after="0" w:line="240" w:lineRule="auto"/>
       </w:pPr>
       <w:r>
-        <w:t>I implemented a microservices architecture using Spring Boot and deployed it on AWS using Fargate and API Gateway.</w:t>
+        <w:t xml:space="preserve">I implemented a microservices architecture using Spring Boot and deployed it on AWS using </w:t>
+      </w:r>
+      <w:proofErr w:type="spellStart"/>
+      <w:r>
+        <w:t>Fargate</w:t>
+      </w:r>
+      <w:proofErr w:type="spellEnd"/>
+      <w:r>
+        <w:t xml:space="preserve"> and API Gateway.</w:t>
       </w:r>
     </w:p>
     <w:p>
@@ -2659,11 +2567,6 @@
       <w:pPr>
         <w:spacing w:after="0" w:line="240" w:lineRule="auto"/>
       </w:pPr>
-      <w:r>
-        <w:pict w14:anchorId="47AE5F7A">
-          <v:rect id="_x0000_i1045" style="width:0;height:1.5pt" o:hralign="center" o:hrstd="t" o:hr="t" fillcolor="#a0a0a0" stroked="f"/>
-        </w:pict>
-      </w:r>
     </w:p>
     <w:p>
       <w:pPr>
@@ -2753,11 +2656,6 @@
       <w:pPr>
         <w:spacing w:after="0" w:line="240" w:lineRule="auto"/>
       </w:pPr>
-      <w:r>
-        <w:pict w14:anchorId="0791AA68">
-          <v:rect id="_x0000_i1046" style="width:0;height:1.5pt" o:hralign="center" o:hrstd="t" o:hr="t" fillcolor="#a0a0a0" stroked="f"/>
-        </w:pict>
-      </w:r>
     </w:p>
     <w:p>
       <w:pPr>
@@ -2846,11 +2744,6 @@
       <w:pPr>
         <w:spacing w:after="0" w:line="240" w:lineRule="auto"/>
       </w:pPr>
-      <w:r>
-        <w:pict w14:anchorId="7A431E83">
-          <v:rect id="_x0000_i1047" style="width:0;height:1.5pt" o:hralign="center" o:hrstd="t" o:hr="t" fillcolor="#a0a0a0" stroked="f"/>
-        </w:pict>
-      </w:r>
     </w:p>
     <w:p>
       <w:pPr>
@@ -2921,11 +2814,6 @@
       <w:pPr>
         <w:spacing w:after="0" w:line="240" w:lineRule="auto"/>
       </w:pPr>
-      <w:r>
-        <w:pict w14:anchorId="7BF67369">
-          <v:rect id="_x0000_i1048" style="width:0;height:1.5pt" o:hralign="center" o:hrstd="t" o:hr="t" fillcolor="#a0a0a0" stroked="f"/>
-        </w:pict>
-      </w:r>
     </w:p>
     <w:p>
       <w:pPr>
@@ -3022,11 +2910,6 @@
       <w:pPr>
         <w:spacing w:after="0" w:line="240" w:lineRule="auto"/>
       </w:pPr>
-      <w:r>
-        <w:pict w14:anchorId="38B66BAC">
-          <v:rect id="_x0000_i1049" style="width:0;height:1.5pt" o:hralign="center" o:hrstd="t" o:hr="t" fillcolor="#a0a0a0" stroked="f"/>
-        </w:pict>
-      </w:r>
     </w:p>
     <w:p>
       <w:pPr>
@@ -3095,12 +2978,6 @@
       <w:pPr>
         <w:spacing w:after="0" w:line="240" w:lineRule="auto"/>
       </w:pPr>
-      <w:r>
-        <w:lastRenderedPageBreak/>
-        <w:pict w14:anchorId="494D67F2">
-          <v:rect id="_x0000_i1050" style="width:0;height:1.5pt" o:hralign="center" o:hrstd="t" o:hr="t" fillcolor="#a0a0a0" stroked="f"/>
-        </w:pict>
-      </w:r>
     </w:p>
     <w:p>
       <w:pPr>
@@ -3394,11 +3271,6 @@
       <w:pPr>
         <w:spacing w:after="0" w:line="240" w:lineRule="auto"/>
       </w:pPr>
-      <w:r>
-        <w:pict w14:anchorId="3FB9FF01">
-          <v:rect id="_x0000_i1051" style="width:0;height:1.5pt" o:hralign="center" o:hrstd="t" o:hr="t" fillcolor="#a0a0a0" stroked="f"/>
-        </w:pict>
-      </w:r>
     </w:p>
     <w:p>
       <w:pPr>
@@ -3574,11 +3446,6 @@
       <w:pPr>
         <w:spacing w:after="0" w:line="240" w:lineRule="auto"/>
       </w:pPr>
-      <w:r>
-        <w:pict w14:anchorId="5D78A4D9">
-          <v:rect id="_x0000_i1052" style="width:0;height:1.5pt" o:hralign="center" o:hrstd="t" o:hr="t" fillcolor="#a0a0a0" stroked="f"/>
-        </w:pict>
-      </w:r>
     </w:p>
     <w:p>
       <w:pPr>
@@ -3705,11 +3572,6 @@
       <w:pPr>
         <w:spacing w:after="0" w:line="240" w:lineRule="auto"/>
       </w:pPr>
-      <w:r>
-        <w:pict w14:anchorId="785910B7">
-          <v:rect id="_x0000_i1053" style="width:0;height:1.5pt" o:hralign="center" o:hrstd="t" o:hr="t" fillcolor="#a0a0a0" stroked="f"/>
-        </w:pict>
-      </w:r>
     </w:p>
     <w:p>
       <w:pPr>
@@ -3838,11 +3700,6 @@
       <w:pPr>
         <w:spacing w:after="0" w:line="240" w:lineRule="auto"/>
       </w:pPr>
-      <w:r>
-        <w:pict w14:anchorId="0BE32E4D">
-          <v:rect id="_x0000_i1054" style="width:0;height:1.5pt" o:hralign="center" o:hrstd="t" o:hr="t" fillcolor="#a0a0a0" stroked="f"/>
-        </w:pict>
-      </w:r>
     </w:p>
     <w:p>
       <w:pPr>
@@ -4256,11 +4113,6 @@
       <w:pPr>
         <w:spacing w:after="0" w:line="240" w:lineRule="auto"/>
       </w:pPr>
-      <w:r>
-        <w:pict w14:anchorId="2573F027">
-          <v:rect id="_x0000_i1055" style="width:0;height:1.5pt" o:hralign="center" o:hrstd="t" o:hr="t" fillcolor="#a0a0a0" stroked="f"/>
-        </w:pict>
-      </w:r>
     </w:p>
     <w:p>
       <w:pPr>
@@ -4347,12 +4199,6 @@
       <w:pPr>
         <w:spacing w:after="0" w:line="240" w:lineRule="auto"/>
       </w:pPr>
-      <w:r>
-        <w:lastRenderedPageBreak/>
-        <w:pict w14:anchorId="6BD0DA23">
-          <v:rect id="_x0000_i1056" style="width:0;height:1.5pt" o:hralign="center" o:hrstd="t" o:hr="t" fillcolor="#a0a0a0" stroked="f"/>
-        </w:pict>
-      </w:r>
     </w:p>
     <w:p>
       <w:pPr>
@@ -4444,11 +4290,6 @@
       <w:pPr>
         <w:spacing w:after="0" w:line="240" w:lineRule="auto"/>
       </w:pPr>
-      <w:r>
-        <w:pict w14:anchorId="464D65FA">
-          <v:rect id="_x0000_i1057" style="width:0;height:1.5pt" o:hralign="center" o:hrstd="t" o:hr="t" fillcolor="#a0a0a0" stroked="f"/>
-        </w:pict>
-      </w:r>
     </w:p>
     <w:p>
       <w:pPr>
@@ -4518,11 +4359,6 @@
       <w:pPr>
         <w:spacing w:after="0" w:line="240" w:lineRule="auto"/>
       </w:pPr>
-      <w:r>
-        <w:pict w14:anchorId="224E0C00">
-          <v:rect id="_x0000_i1058" style="width:0;height:1.5pt" o:hralign="center" o:hrstd="t" o:hr="t" fillcolor="#a0a0a0" stroked="f"/>
-        </w:pict>
-      </w:r>
     </w:p>
     <w:p>
       <w:pPr>
@@ -4592,11 +4428,6 @@
       <w:pPr>
         <w:spacing w:after="0" w:line="240" w:lineRule="auto"/>
       </w:pPr>
-      <w:r>
-        <w:pict w14:anchorId="272F3039">
-          <v:rect id="_x0000_i1059" style="width:0;height:1.5pt" o:hralign="center" o:hrstd="t" o:hr="t" fillcolor="#a0a0a0" stroked="f"/>
-        </w:pict>
-      </w:r>
     </w:p>
     <w:p>
       <w:pPr>
@@ -4666,11 +4497,6 @@
       <w:pPr>
         <w:spacing w:after="0" w:line="240" w:lineRule="auto"/>
       </w:pPr>
-      <w:r>
-        <w:pict w14:anchorId="5859B47A">
-          <v:rect id="_x0000_i1060" style="width:0;height:1.5pt" o:hralign="center" o:hrstd="t" o:hr="t" fillcolor="#a0a0a0" stroked="f"/>
-        </w:pict>
-      </w:r>
     </w:p>
     <w:p>
       <w:pPr>
@@ -4748,11 +4574,6 @@
       <w:pPr>
         <w:spacing w:after="0" w:line="240" w:lineRule="auto"/>
       </w:pPr>
-      <w:r>
-        <w:pict w14:anchorId="046D87E3">
-          <v:rect id="_x0000_i1061" style="width:0;height:1.5pt" o:hralign="center" o:hrstd="t" o:hr="t" fillcolor="#a0a0a0" stroked="f"/>
-        </w:pict>
-      </w:r>
     </w:p>
     <w:p>
       <w:pPr>
@@ -5028,11 +4849,6 @@
       <w:pPr>
         <w:spacing w:after="0" w:line="240" w:lineRule="auto"/>
       </w:pPr>
-      <w:r>
-        <w:pict w14:anchorId="51650ECD">
-          <v:rect id="_x0000_i1062" style="width:0;height:1.5pt" o:hralign="center" o:hrstd="t" o:hr="t" fillcolor="#a0a0a0" stroked="f"/>
-        </w:pict>
-      </w:r>
     </w:p>
     <w:p>
       <w:pPr>
@@ -5189,11 +5005,6 @@
       <w:pPr>
         <w:spacing w:after="0" w:line="240" w:lineRule="auto"/>
       </w:pPr>
-      <w:r>
-        <w:pict w14:anchorId="2CF5B67A">
-          <v:rect id="_x0000_i1063" style="width:0;height:1.5pt" o:hralign="center" o:hrstd="t" o:hr="t" fillcolor="#a0a0a0" stroked="f"/>
-        </w:pict>
-      </w:r>
     </w:p>
     <w:p>
       <w:pPr>
@@ -5350,11 +5161,6 @@
       <w:pPr>
         <w:spacing w:after="0" w:line="240" w:lineRule="auto"/>
       </w:pPr>
-      <w:r>
-        <w:pict w14:anchorId="69661E4A">
-          <v:rect id="_x0000_i1064" style="width:0;height:1.5pt" o:hralign="center" o:hrstd="t" o:hr="t" fillcolor="#a0a0a0" stroked="f"/>
-        </w:pict>
-      </w:r>
     </w:p>
     <w:p>
       <w:pPr>
@@ -5512,11 +5318,6 @@
       <w:pPr>
         <w:spacing w:after="0" w:line="240" w:lineRule="auto"/>
       </w:pPr>
-      <w:r>
-        <w:pict w14:anchorId="0DA4F106">
-          <v:rect id="_x0000_i1065" style="width:0;height:1.5pt" o:hralign="center" o:hrstd="t" o:hr="t" fillcolor="#a0a0a0" stroked="f"/>
-        </w:pict>
-      </w:r>
     </w:p>
     <w:p>
       <w:pPr>
@@ -5673,11 +5474,6 @@
       <w:pPr>
         <w:spacing w:after="0" w:line="240" w:lineRule="auto"/>
       </w:pPr>
-      <w:r>
-        <w:pict w14:anchorId="0BBF3B7D">
-          <v:rect id="_x0000_i1066" style="width:0;height:1.5pt" o:hralign="center" o:hrstd="t" o:hr="t" fillcolor="#a0a0a0" stroked="f"/>
-        </w:pict>
-      </w:r>
     </w:p>
     <w:p>
       <w:pPr>
@@ -5834,11 +5630,6 @@
       <w:pPr>
         <w:spacing w:after="0" w:line="240" w:lineRule="auto"/>
       </w:pPr>
-      <w:r>
-        <w:pict w14:anchorId="4259E8C0">
-          <v:rect id="_x0000_i1067" style="width:0;height:1.5pt" o:hralign="center" o:hrstd="t" o:hr="t" fillcolor="#a0a0a0" stroked="f"/>
-        </w:pict>
-      </w:r>
     </w:p>
     <w:p>
       <w:pPr>
@@ -5996,11 +5787,6 @@
       <w:pPr>
         <w:spacing w:after="0" w:line="240" w:lineRule="auto"/>
       </w:pPr>
-      <w:r>
-        <w:pict w14:anchorId="0E42EC63">
-          <v:rect id="_x0000_i1068" style="width:0;height:1.5pt" o:hralign="center" o:hrstd="t" o:hr="t" fillcolor="#a0a0a0" stroked="f"/>
-        </w:pict>
-      </w:r>
     </w:p>
     <w:p>
       <w:pPr>
@@ -6181,11 +5967,6 @@
       <w:pPr>
         <w:spacing w:after="0" w:line="240" w:lineRule="auto"/>
       </w:pPr>
-      <w:r>
-        <w:pict w14:anchorId="38735540">
-          <v:rect id="_x0000_i1069" style="width:0;height:1.5pt" o:hralign="center" o:hrstd="t" o:hr="t" fillcolor="#a0a0a0" stroked="f"/>
-        </w:pict>
-      </w:r>
     </w:p>
     <w:p>
       <w:pPr>
@@ -6342,11 +6123,6 @@
       <w:pPr>
         <w:spacing w:after="0" w:line="240" w:lineRule="auto"/>
       </w:pPr>
-      <w:r>
-        <w:pict w14:anchorId="3B9A566F">
-          <v:rect id="_x0000_i1070" style="width:0;height:1.5pt" o:hralign="center" o:hrstd="t" o:hr="t" fillcolor="#a0a0a0" stroked="f"/>
-        </w:pict>
-      </w:r>
     </w:p>
     <w:p>
       <w:pPr>
@@ -6648,11 +6424,6 @@
       <w:pPr>
         <w:spacing w:after="0" w:line="240" w:lineRule="auto"/>
       </w:pPr>
-      <w:r>
-        <w:pict w14:anchorId="57BCA613">
-          <v:rect id="_x0000_i1071" style="width:0;height:1.5pt" o:hralign="center" o:hrstd="t" o:hr="t" fillcolor="#a0a0a0" stroked="f"/>
-        </w:pict>
-      </w:r>
     </w:p>
     <w:p>
       <w:pPr>
@@ -6809,11 +6580,6 @@
       <w:pPr>
         <w:spacing w:after="0" w:line="240" w:lineRule="auto"/>
       </w:pPr>
-      <w:r>
-        <w:pict w14:anchorId="7B3C14AB">
-          <v:rect id="_x0000_i1072" style="width:0;height:1.5pt" o:hralign="center" o:hrstd="t" o:hr="t" fillcolor="#a0a0a0" stroked="f"/>
-        </w:pict>
-      </w:r>
     </w:p>
     <w:p>
       <w:pPr>
@@ -6970,11 +6736,6 @@
       <w:pPr>
         <w:spacing w:after="0" w:line="240" w:lineRule="auto"/>
       </w:pPr>
-      <w:r>
-        <w:pict w14:anchorId="4AF1E84B">
-          <v:rect id="_x0000_i1073" style="width:0;height:1.5pt" o:hralign="center" o:hrstd="t" o:hr="t" fillcolor="#a0a0a0" stroked="f"/>
-        </w:pict>
-      </w:r>
     </w:p>
     <w:p>
       <w:pPr>
@@ -7131,11 +6892,6 @@
       <w:pPr>
         <w:spacing w:after="0" w:line="240" w:lineRule="auto"/>
       </w:pPr>
-      <w:r>
-        <w:pict w14:anchorId="3D696EF8">
-          <v:rect id="_x0000_i1074" style="width:0;height:1.5pt" o:hralign="center" o:hrstd="t" o:hr="t" fillcolor="#a0a0a0" stroked="f"/>
-        </w:pict>
-      </w:r>
     </w:p>
     <w:p>
       <w:pPr>
@@ -7799,11 +7555,6 @@
       <w:pPr>
         <w:spacing w:after="0" w:line="240" w:lineRule="auto"/>
       </w:pPr>
-      <w:r>
-        <w:pict w14:anchorId="54972A50">
-          <v:rect id="_x0000_i1075" style="width:0;height:1.5pt" o:hralign="center" o:hrstd="t" o:hr="t" fillcolor="#a0a0a0" stroked="f"/>
-        </w:pict>
-      </w:r>
     </w:p>
     <w:p>
       <w:pPr>
@@ -7920,11 +7671,6 @@
       <w:pPr>
         <w:spacing w:after="0" w:line="240" w:lineRule="auto"/>
       </w:pPr>
-      <w:r>
-        <w:pict w14:anchorId="463F2377">
-          <v:rect id="_x0000_i1076" style="width:0;height:1.5pt" o:hralign="center" o:hrstd="t" o:hr="t" fillcolor="#a0a0a0" stroked="f"/>
-        </w:pict>
-      </w:r>
     </w:p>
     <w:p>
       <w:pPr>
@@ -8041,11 +7787,6 @@
       <w:pPr>
         <w:spacing w:after="0" w:line="240" w:lineRule="auto"/>
       </w:pPr>
-      <w:r>
-        <w:pict w14:anchorId="7F40755A">
-          <v:rect id="_x0000_i1077" style="width:0;height:1.5pt" o:hralign="center" o:hrstd="t" o:hr="t" fillcolor="#a0a0a0" stroked="f"/>
-        </w:pict>
-      </w:r>
     </w:p>
     <w:p>
       <w:pPr>
@@ -8162,11 +7903,6 @@
       <w:pPr>
         <w:spacing w:after="0" w:line="240" w:lineRule="auto"/>
       </w:pPr>
-      <w:r>
-        <w:pict w14:anchorId="66E2F7D4">
-          <v:rect id="_x0000_i1078" style="width:0;height:1.5pt" o:hralign="center" o:hrstd="t" o:hr="t" fillcolor="#a0a0a0" stroked="f"/>
-        </w:pict>
-      </w:r>
     </w:p>
     <w:p>
       <w:pPr>
@@ -8283,11 +8019,6 @@
       <w:pPr>
         <w:spacing w:after="0" w:line="240" w:lineRule="auto"/>
       </w:pPr>
-      <w:r>
-        <w:pict w14:anchorId="2C4A5CDA">
-          <v:rect id="_x0000_i1079" style="width:0;height:1.5pt" o:hralign="center" o:hrstd="t" o:hr="t" fillcolor="#a0a0a0" stroked="f"/>
-        </w:pict>
-      </w:r>
     </w:p>
     <w:p>
       <w:pPr>
@@ -8405,11 +8136,6 @@
       <w:pPr>
         <w:spacing w:after="0" w:line="240" w:lineRule="auto"/>
       </w:pPr>
-      <w:r>
-        <w:pict w14:anchorId="3BD8F30F">
-          <v:rect id="_x0000_i1080" style="width:0;height:1.5pt" o:hralign="center" o:hrstd="t" o:hr="t" fillcolor="#a0a0a0" stroked="f"/>
-        </w:pict>
-      </w:r>
     </w:p>
     <w:p>
       <w:pPr>
@@ -8526,11 +8252,6 @@
       <w:pPr>
         <w:spacing w:after="0" w:line="240" w:lineRule="auto"/>
       </w:pPr>
-      <w:r>
-        <w:pict w14:anchorId="0CF15474">
-          <v:rect id="_x0000_i1081" style="width:0;height:1.5pt" o:hralign="center" o:hrstd="t" o:hr="t" fillcolor="#a0a0a0" stroked="f"/>
-        </w:pict>
-      </w:r>
     </w:p>
     <w:p>
       <w:pPr>
@@ -8647,11 +8368,6 @@
       <w:pPr>
         <w:spacing w:after="0" w:line="240" w:lineRule="auto"/>
       </w:pPr>
-      <w:r>
-        <w:pict w14:anchorId="21419CFE">
-          <v:rect id="_x0000_i1082" style="width:0;height:1.5pt" o:hralign="center" o:hrstd="t" o:hr="t" fillcolor="#a0a0a0" stroked="f"/>
-        </w:pict>
-      </w:r>
     </w:p>
     <w:p>
       <w:pPr>
@@ -8910,11 +8626,6 @@
       <w:pPr>
         <w:spacing w:after="0" w:line="240" w:lineRule="auto"/>
       </w:pPr>
-      <w:r>
-        <w:pict w14:anchorId="59B60EA4">
-          <v:rect id="_x0000_i1083" style="width:0;height:1.5pt" o:hralign="center" o:hrstd="t" o:hr="t" fillcolor="#a0a0a0" stroked="f"/>
-        </w:pict>
-      </w:r>
     </w:p>
     <w:p>
       <w:pPr>
@@ -8982,11 +8693,6 @@
       <w:pPr>
         <w:spacing w:after="0" w:line="240" w:lineRule="auto"/>
       </w:pPr>
-      <w:r>
-        <w:pict w14:anchorId="385C9FE4">
-          <v:rect id="_x0000_i1084" style="width:0;height:1.5pt" o:hralign="center" o:hrstd="t" o:hr="t" fillcolor="#a0a0a0" stroked="f"/>
-        </w:pict>
-      </w:r>
     </w:p>
     <w:p>
       <w:pPr>
@@ -9190,11 +8896,6 @@
       <w:pPr>
         <w:spacing w:after="0" w:line="240" w:lineRule="auto"/>
       </w:pPr>
-      <w:r>
-        <w:pict w14:anchorId="546EC066">
-          <v:rect id="_x0000_i1085" style="width:0;height:1.5pt" o:hralign="center" o:hrstd="t" o:hr="t" fillcolor="#a0a0a0" stroked="f"/>
-        </w:pict>
-      </w:r>
     </w:p>
     <w:p>
       <w:pPr>
@@ -9423,11 +9124,6 @@
       <w:pPr>
         <w:spacing w:after="0" w:line="240" w:lineRule="auto"/>
       </w:pPr>
-      <w:r>
-        <w:pict w14:anchorId="37D7E957">
-          <v:rect id="_x0000_i1086" style="width:0;height:1.5pt" o:hralign="center" o:hrstd="t" o:hr="t" fillcolor="#a0a0a0" stroked="f"/>
-        </w:pict>
-      </w:r>
     </w:p>
     <w:p>
       <w:pPr>
@@ -9583,11 +9279,6 @@
       <w:pPr>
         <w:spacing w:after="0" w:line="240" w:lineRule="auto"/>
       </w:pPr>
-      <w:r>
-        <w:pict w14:anchorId="711F71BD">
-          <v:rect id="_x0000_i1087" style="width:0;height:1.5pt" o:hralign="center" o:hrstd="t" o:hr="t" fillcolor="#a0a0a0" stroked="f"/>
-        </w:pict>
-      </w:r>
     </w:p>
     <w:p>
       <w:pPr>
@@ -9655,11 +9346,6 @@
       <w:pPr>
         <w:spacing w:after="0" w:line="240" w:lineRule="auto"/>
       </w:pPr>
-      <w:r>
-        <w:pict w14:anchorId="5E5B5645">
-          <v:rect id="_x0000_i1088" style="width:0;height:1.5pt" o:hralign="center" o:hrstd="t" o:hr="t" fillcolor="#a0a0a0" stroked="f"/>
-        </w:pict>
-      </w:r>
     </w:p>
     <w:p>
       <w:pPr>
@@ -9728,11 +9414,6 @@
       <w:pPr>
         <w:spacing w:after="0" w:line="240" w:lineRule="auto"/>
       </w:pPr>
-      <w:r>
-        <w:pict w14:anchorId="71098395">
-          <v:rect id="_x0000_i1089" style="width:0;height:1.5pt" o:hralign="center" o:hrstd="t" o:hr="t" fillcolor="#a0a0a0" stroked="f"/>
-        </w:pict>
-      </w:r>
     </w:p>
     <w:p>
       <w:pPr>
@@ -9953,11 +9634,6 @@
       <w:pPr>
         <w:spacing w:after="0" w:line="240" w:lineRule="auto"/>
       </w:pPr>
-      <w:r>
-        <w:pict w14:anchorId="7C9B2C32">
-          <v:rect id="_x0000_i1090" style="width:0;height:1.5pt" o:hralign="center" o:hrstd="t" o:hr="t" fillcolor="#a0a0a0" stroked="f"/>
-        </w:pict>
-      </w:r>
     </w:p>
     <w:p>
       <w:pPr>
@@ -10074,11 +9750,6 @@
       <w:pPr>
         <w:spacing w:after="0" w:line="240" w:lineRule="auto"/>
       </w:pPr>
-      <w:r>
-        <w:pict w14:anchorId="67FB72B9">
-          <v:rect id="_x0000_i1091" style="width:0;height:1.5pt" o:hralign="center" o:hrstd="t" o:hr="t" fillcolor="#a0a0a0" stroked="f"/>
-        </w:pict>
-      </w:r>
     </w:p>
     <w:p>
       <w:pPr>
@@ -10196,11 +9867,6 @@
       <w:pPr>
         <w:spacing w:after="0" w:line="240" w:lineRule="auto"/>
       </w:pPr>
-      <w:r>
-        <w:pict w14:anchorId="346D0716">
-          <v:rect id="_x0000_i1092" style="width:0;height:1.5pt" o:hralign="center" o:hrstd="t" o:hr="t" fillcolor="#a0a0a0" stroked="f"/>
-        </w:pict>
-      </w:r>
     </w:p>
     <w:p>
       <w:pPr>
@@ -10317,11 +9983,6 @@
       <w:pPr>
         <w:spacing w:after="0" w:line="240" w:lineRule="auto"/>
       </w:pPr>
-      <w:r>
-        <w:pict w14:anchorId="55B5B5B3">
-          <v:rect id="_x0000_i1093" style="width:0;height:1.5pt" o:hralign="center" o:hrstd="t" o:hr="t" fillcolor="#a0a0a0" stroked="f"/>
-        </w:pict>
-      </w:r>
     </w:p>
     <w:p>
       <w:pPr>
@@ -10438,11 +10099,6 @@
       <w:pPr>
         <w:spacing w:after="0" w:line="240" w:lineRule="auto"/>
       </w:pPr>
-      <w:r>
-        <w:pict w14:anchorId="370884A5">
-          <v:rect id="_x0000_i1094" style="width:0;height:1.5pt" o:hralign="center" o:hrstd="t" o:hr="t" fillcolor="#a0a0a0" stroked="f"/>
-        </w:pict>
-      </w:r>
     </w:p>
     <w:p>
       <w:pPr>
@@ -10520,142 +10176,153 @@
           <w:i/>
           <w:iCs/>
         </w:rPr>
-        <w:t>“Replication and distributed consensus (like Raft or Paxos) can ensure data durability.”</w:t>
-      </w:r>
-    </w:p>
-    <w:p>
-      <w:pPr>
-        <w:numPr>
-          <w:ilvl w:val="0"/>
-          <w:numId w:val="81"/>
-        </w:numPr>
-        <w:spacing w:after="0" w:line="240" w:lineRule="auto"/>
-      </w:pPr>
+        <w:t xml:space="preserve">“Replication and distributed consensus (like Raft or </w:t>
+      </w:r>
+      <w:proofErr w:type="spellStart"/>
       <w:r>
         <w:rPr>
           <w:i/>
           <w:iCs/>
         </w:rPr>
-        <w:t>“Monitoring, alerting, and logging should be built-in to detect and respond to failures quickly.”</w:t>
-      </w:r>
-    </w:p>
-    <w:p>
-      <w:pPr>
-        <w:numPr>
-          <w:ilvl w:val="0"/>
-          <w:numId w:val="81"/>
-        </w:numPr>
-        <w:spacing w:after="0" w:line="240" w:lineRule="auto"/>
-      </w:pPr>
+        <w:t>Paxos</w:t>
+      </w:r>
+      <w:proofErr w:type="spellEnd"/>
       <w:r>
         <w:rPr>
           <w:i/>
           <w:iCs/>
         </w:rPr>
-        <w:t>“Graceful degradation ensures the system continues to function even if some components fail.”</w:t>
-      </w:r>
-    </w:p>
-    <w:p>
-      <w:pPr>
-        <w:spacing w:after="0" w:line="240" w:lineRule="auto"/>
-      </w:pPr>
-      <w:r>
-        <w:pict w14:anchorId="5CD58801">
-          <v:rect id="_x0000_i1095" style="width:0;height:1.5pt" o:hralign="center" o:hrstd="t" o:hr="t" fillcolor="#a0a0a0" stroked="f"/>
-        </w:pict>
-      </w:r>
-    </w:p>
-    <w:p>
-      <w:pPr>
-        <w:spacing w:after="0" w:line="240" w:lineRule="auto"/>
-        <w:rPr>
-          <w:b/>
-          <w:bCs/>
-        </w:rPr>
-      </w:pPr>
-      <w:r>
-        <w:rPr>
-          <w:rFonts w:ascii="Segoe UI Emoji" w:hAnsi="Segoe UI Emoji" w:cs="Segoe UI Emoji"/>
-          <w:b/>
-          <w:bCs/>
-        </w:rPr>
-        <w:t>✅</w:t>
-      </w:r>
-      <w:r>
-        <w:rPr>
-          <w:b/>
-          <w:bCs/>
-        </w:rPr>
-        <w:t xml:space="preserve"> Key Tips for Using These Answers</w:t>
-      </w:r>
-    </w:p>
-    <w:p>
-      <w:pPr>
-        <w:numPr>
-          <w:ilvl w:val="0"/>
-          <w:numId w:val="82"/>
-        </w:numPr>
-        <w:spacing w:after="0" w:line="240" w:lineRule="auto"/>
-      </w:pPr>
-      <w:r>
-        <w:rPr>
-          <w:b/>
-          <w:bCs/>
-        </w:rPr>
-        <w:t>Always tie your answer to real-world examples</w:t>
-      </w:r>
-      <w:r>
-        <w:t xml:space="preserve"> from your experience.</w:t>
-      </w:r>
-    </w:p>
-    <w:p>
-      <w:pPr>
-        <w:numPr>
-          <w:ilvl w:val="0"/>
-          <w:numId w:val="82"/>
-        </w:numPr>
-        <w:spacing w:after="0" w:line="240" w:lineRule="auto"/>
-      </w:pPr>
-      <w:r>
-        <w:t xml:space="preserve">Use </w:t>
-      </w:r>
-      <w:r>
-        <w:rPr>
-          <w:b/>
-          <w:bCs/>
-        </w:rPr>
-        <w:t>diagrams when possible</w:t>
-      </w:r>
-      <w:r>
-        <w:t xml:space="preserve"> to show architecture (API layer, DB, caching, load balancer).</w:t>
-      </w:r>
-    </w:p>
-    <w:p>
-      <w:pPr>
-        <w:numPr>
-          <w:ilvl w:val="0"/>
-          <w:numId w:val="82"/>
-        </w:numPr>
-        <w:spacing w:after="0" w:line="240" w:lineRule="auto"/>
-      </w:pPr>
-      <w:r>
-        <w:t xml:space="preserve">Discuss </w:t>
-      </w:r>
-      <w:r>
-        <w:rPr>
-          <w:b/>
-          <w:bCs/>
-        </w:rPr>
-        <w:t>trade-offs explicitly</w:t>
-      </w:r>
-      <w:r>
-        <w:t xml:space="preserve">: </w:t>
-      </w:r>
+        <w:t>) can ensure data durability.”</w:t>
+      </w:r>
+    </w:p>
+    <w:p>
+      <w:pPr>
+        <w:numPr>
+          <w:ilvl w:val="0"/>
+          <w:numId w:val="81"/>
+        </w:numPr>
+        <w:spacing w:after="0" w:line="240" w:lineRule="auto"/>
+      </w:pPr>
       <w:r>
         <w:rPr>
           <w:i/>
           <w:iCs/>
         </w:rPr>
+        <w:t>“Monitoring, alerting, and logging should be built-in to detect and respond to failures quickly.”</w:t>
+      </w:r>
+    </w:p>
+    <w:p>
+      <w:pPr>
+        <w:numPr>
+          <w:ilvl w:val="0"/>
+          <w:numId w:val="81"/>
+        </w:numPr>
+        <w:spacing w:after="0" w:line="240" w:lineRule="auto"/>
+      </w:pPr>
+      <w:r>
+        <w:rPr>
+          <w:i/>
+          <w:iCs/>
+        </w:rPr>
+        <w:t>“Graceful degradation ensures the system continues to function even if some components fail.”</w:t>
+      </w:r>
+    </w:p>
+    <w:p>
+      <w:pPr>
+        <w:spacing w:after="0" w:line="240" w:lineRule="auto"/>
+      </w:pPr>
+    </w:p>
+    <w:p>
+      <w:pPr>
+        <w:spacing w:after="0" w:line="240" w:lineRule="auto"/>
+        <w:rPr>
+          <w:b/>
+          <w:bCs/>
+        </w:rPr>
+      </w:pPr>
+      <w:r>
+        <w:rPr>
+          <w:rFonts w:ascii="Segoe UI Emoji" w:hAnsi="Segoe UI Emoji" w:cs="Segoe UI Emoji"/>
+          <w:b/>
+          <w:bCs/>
+        </w:rPr>
+        <w:t>✅</w:t>
+      </w:r>
+      <w:r>
+        <w:rPr>
+          <w:b/>
+          <w:bCs/>
+        </w:rPr>
+        <w:t xml:space="preserve"> Key Tips for Using These Answers</w:t>
+      </w:r>
+    </w:p>
+    <w:p>
+      <w:pPr>
+        <w:numPr>
+          <w:ilvl w:val="0"/>
+          <w:numId w:val="82"/>
+        </w:numPr>
+        <w:spacing w:after="0" w:line="240" w:lineRule="auto"/>
+      </w:pPr>
+      <w:r>
+        <w:rPr>
+          <w:b/>
+          <w:bCs/>
+        </w:rPr>
+        <w:t>Always tie your answer to real-world examples</w:t>
+      </w:r>
+      <w:r>
+        <w:t xml:space="preserve"> from your experience.</w:t>
+      </w:r>
+    </w:p>
+    <w:p>
+      <w:pPr>
+        <w:numPr>
+          <w:ilvl w:val="0"/>
+          <w:numId w:val="82"/>
+        </w:numPr>
+        <w:spacing w:after="0" w:line="240" w:lineRule="auto"/>
+      </w:pPr>
+      <w:r>
+        <w:t xml:space="preserve">Use </w:t>
+      </w:r>
+      <w:r>
+        <w:rPr>
+          <w:b/>
+          <w:bCs/>
+        </w:rPr>
+        <w:t>diagrams when possible</w:t>
+      </w:r>
+      <w:r>
+        <w:t xml:space="preserve"> to show architecture (API layer, DB, caching, load balancer).</w:t>
+      </w:r>
+    </w:p>
+    <w:p>
+      <w:pPr>
+        <w:numPr>
+          <w:ilvl w:val="0"/>
+          <w:numId w:val="82"/>
+        </w:numPr>
+        <w:spacing w:after="0" w:line="240" w:lineRule="auto"/>
+      </w:pPr>
+      <w:r>
+        <w:t xml:space="preserve">Discuss </w:t>
+      </w:r>
+      <w:r>
+        <w:rPr>
+          <w:b/>
+          <w:bCs/>
+        </w:rPr>
+        <w:t>trade-offs explicitly</w:t>
+      </w:r>
+      <w:r>
+        <w:t xml:space="preserve">: </w:t>
+      </w:r>
+      <w:r>
+        <w:rPr>
+          <w:i/>
+          <w:iCs/>
+        </w:rPr>
         <w:t>“I chose NoSQL for scalability, but we trade off strict consistency.”</w:t>
       </w:r>
     </w:p>
@@ -10781,11 +10448,6 @@
       <w:pPr>
         <w:spacing w:after="0" w:line="240" w:lineRule="auto"/>
       </w:pPr>
-      <w:r>
-        <w:pict w14:anchorId="3498639B">
-          <v:rect id="_x0000_i1096" style="width:0;height:1.5pt" o:hralign="center" o:hrstd="t" o:hr="t" fillcolor="#a0a0a0" stroked="f"/>
-        </w:pict>
-      </w:r>
     </w:p>
     <w:p>
       <w:pPr>
@@ -10922,11 +10584,6 @@
       <w:pPr>
         <w:spacing w:after="0" w:line="240" w:lineRule="auto"/>
       </w:pPr>
-      <w:r>
-        <w:pict w14:anchorId="55320EF8">
-          <v:rect id="_x0000_i1097" style="width:0;height:1.5pt" o:hralign="center" o:hrstd="t" o:hr="t" fillcolor="#a0a0a0" stroked="f"/>
-        </w:pict>
-      </w:r>
     </w:p>
     <w:p>
       <w:pPr>
@@ -11097,11 +10754,6 @@
       <w:pPr>
         <w:spacing w:after="0" w:line="240" w:lineRule="auto"/>
       </w:pPr>
-      <w:r>
-        <w:pict w14:anchorId="7C751BE1">
-          <v:rect id="_x0000_i1098" style="width:0;height:1.5pt" o:hralign="center" o:hrstd="t" o:hr="t" fillcolor="#a0a0a0" stroked="f"/>
-        </w:pict>
-      </w:r>
     </w:p>
     <w:p>
       <w:pPr>
@@ -11242,11 +10894,6 @@
       <w:pPr>
         <w:spacing w:after="0" w:line="240" w:lineRule="auto"/>
       </w:pPr>
-      <w:r>
-        <w:pict w14:anchorId="33BB7422">
-          <v:rect id="_x0000_i1099" style="width:0;height:1.5pt" o:hralign="center" o:hrstd="t" o:hr="t" fillcolor="#a0a0a0" stroked="f"/>
-        </w:pict>
-      </w:r>
     </w:p>
     <w:p>
       <w:pPr>
@@ -11386,11 +11033,6 @@
       <w:pPr>
         <w:spacing w:after="0" w:line="240" w:lineRule="auto"/>
       </w:pPr>
-      <w:r>
-        <w:pict w14:anchorId="39631DAF">
-          <v:rect id="_x0000_i1100" style="width:0;height:1.5pt" o:hralign="center" o:hrstd="t" o:hr="t" fillcolor="#a0a0a0" stroked="f"/>
-        </w:pict>
-      </w:r>
     </w:p>
     <w:p>
       <w:pPr>
@@ -11499,7 +11141,15 @@
         <w:spacing w:after="0" w:line="240" w:lineRule="auto"/>
       </w:pPr>
       <w:r>
-        <w:t>I introduced automated testing with GitHub Actions, containerized services with Docker, and deployed them using AWS CodePipeline.</w:t>
+        <w:t xml:space="preserve">I introduced automated testing with GitHub Actions, containerized services with Docker, and deployed them using AWS </w:t>
+      </w:r>
+      <w:proofErr w:type="spellStart"/>
+      <w:r>
+        <w:t>CodePipeline</w:t>
+      </w:r>
+      <w:proofErr w:type="spellEnd"/>
+      <w:r>
+        <w:t>.</w:t>
       </w:r>
     </w:p>
     <w:p>
@@ -11530,11 +11180,6 @@
       <w:pPr>
         <w:spacing w:after="0" w:line="240" w:lineRule="auto"/>
       </w:pPr>
-      <w:r>
-        <w:pict w14:anchorId="2A769A8B">
-          <v:rect id="_x0000_i1101" style="width:0;height:1.5pt" o:hralign="center" o:hrstd="t" o:hr="t" fillcolor="#a0a0a0" stroked="f"/>
-        </w:pict>
-      </w:r>
     </w:p>
     <w:p>
       <w:pPr>
@@ -11675,11 +11320,6 @@
       <w:pPr>
         <w:spacing w:after="0" w:line="240" w:lineRule="auto"/>
       </w:pPr>
-      <w:r>
-        <w:pict w14:anchorId="2313836A">
-          <v:rect id="_x0000_i1102" style="width:0;height:1.5pt" o:hralign="center" o:hrstd="t" o:hr="t" fillcolor="#a0a0a0" stroked="f"/>
-        </w:pict>
-      </w:r>
     </w:p>
     <w:p>
       <w:pPr>
@@ -11846,11 +11486,6 @@
       <w:pPr>
         <w:spacing w:after="0" w:line="240" w:lineRule="auto"/>
       </w:pPr>
-      <w:r>
-        <w:pict w14:anchorId="4E88C3A9">
-          <v:rect id="_x0000_i1103" style="width:0;height:1.5pt" o:hralign="center" o:hrstd="t" o:hr="t" fillcolor="#a0a0a0" stroked="f"/>
-        </w:pict>
-      </w:r>
     </w:p>
     <w:p>
       <w:pPr>
@@ -11990,11 +11625,6 @@
       <w:pPr>
         <w:spacing w:after="0" w:line="240" w:lineRule="auto"/>
       </w:pPr>
-      <w:r>
-        <w:pict w14:anchorId="6FC6FB77">
-          <v:rect id="_x0000_i1104" style="width:0;height:1.5pt" o:hralign="center" o:hrstd="t" o:hr="t" fillcolor="#a0a0a0" stroked="f"/>
-        </w:pict>
-      </w:r>
     </w:p>
     <w:p>
       <w:pPr>
@@ -12124,11 +11754,6 @@
       <w:pPr>
         <w:spacing w:after="0" w:line="240" w:lineRule="auto"/>
       </w:pPr>
-      <w:r>
-        <w:pict w14:anchorId="3FA9F29A">
-          <v:rect id="_x0000_i1105" style="width:0;height:1.5pt" o:hralign="center" o:hrstd="t" o:hr="t" fillcolor="#a0a0a0" stroked="f"/>
-        </w:pict>
-      </w:r>
     </w:p>
     <w:p>
       <w:pPr>
@@ -12259,11 +11884,6 @@
       <w:pPr>
         <w:spacing w:after="0" w:line="240" w:lineRule="auto"/>
       </w:pPr>
-      <w:r>
-        <w:pict w14:anchorId="75CCC6D9">
-          <v:rect id="_x0000_i1106" style="width:0;height:1.5pt" o:hralign="center" o:hrstd="t" o:hr="t" fillcolor="#a0a0a0" stroked="f"/>
-        </w:pict>
-      </w:r>
     </w:p>
     <w:p>
       <w:pPr>
@@ -12367,7 +11987,15 @@
         <w:t>Action:</w:t>
       </w:r>
       <w:r>
-        <w:t xml:space="preserve"> Introduced automated testing, Docker containers, AWS CodePipeline.</w:t>
+        <w:t xml:space="preserve"> Introduced automated testing, Docker containers, AWS </w:t>
+      </w:r>
+      <w:proofErr w:type="spellStart"/>
+      <w:r>
+        <w:t>CodePipeline</w:t>
+      </w:r>
+      <w:proofErr w:type="spellEnd"/>
+      <w:r>
+        <w:t>.</w:t>
       </w:r>
     </w:p>
     <w:p>
@@ -12403,11 +12031,6 @@
       <w:pPr>
         <w:spacing w:after="0" w:line="240" w:lineRule="auto"/>
       </w:pPr>
-      <w:r>
-        <w:pict w14:anchorId="4BF568EB">
-          <v:rect id="_x0000_i1107" style="width:0;height:1.5pt" o:hralign="center" o:hrstd="t" o:hr="t" fillcolor="#a0a0a0" stroked="f"/>
-        </w:pict>
-      </w:r>
     </w:p>
     <w:p>
       <w:pPr>
@@ -12547,11 +12170,6 @@
       <w:pPr>
         <w:spacing w:after="0" w:line="240" w:lineRule="auto"/>
       </w:pPr>
-      <w:r>
-        <w:pict w14:anchorId="20C6E367">
-          <v:rect id="_x0000_i1108" style="width:0;height:1.5pt" o:hralign="center" o:hrstd="t" o:hr="t" fillcolor="#a0a0a0" stroked="f"/>
-        </w:pict>
-      </w:r>
     </w:p>
     <w:p>
       <w:pPr>
@@ -12691,11 +12309,6 @@
       <w:pPr>
         <w:spacing w:after="0" w:line="240" w:lineRule="auto"/>
       </w:pPr>
-      <w:r>
-        <w:pict w14:anchorId="090EACB4">
-          <v:rect id="_x0000_i1109" style="width:0;height:1.5pt" o:hralign="center" o:hrstd="t" o:hr="t" fillcolor="#a0a0a0" stroked="f"/>
-        </w:pict>
-      </w:r>
     </w:p>
     <w:p>
       <w:pPr>
@@ -12825,11 +12438,6 @@
       <w:pPr>
         <w:spacing w:after="0" w:line="240" w:lineRule="auto"/>
       </w:pPr>
-      <w:r>
-        <w:pict w14:anchorId="13043768">
-          <v:rect id="_x0000_i1110" style="width:0;height:1.5pt" o:hralign="center" o:hrstd="t" o:hr="t" fillcolor="#a0a0a0" stroked="f"/>
-        </w:pict>
-      </w:r>
     </w:p>
     <w:p>
       <w:pPr>
@@ -12949,11 +12557,6 @@
       <w:pPr>
         <w:spacing w:after="0" w:line="240" w:lineRule="auto"/>
       </w:pPr>
-      <w:r>
-        <w:pict w14:anchorId="23CE453C">
-          <v:rect id="_x0000_i1111" style="width:0;height:1.5pt" o:hralign="center" o:hrstd="t" o:hr="t" fillcolor="#a0a0a0" stroked="f"/>
-        </w:pict>
-      </w:r>
     </w:p>
     <w:p>
       <w:pPr>
@@ -13084,11 +12687,6 @@
       <w:pPr>
         <w:spacing w:after="0" w:line="240" w:lineRule="auto"/>
       </w:pPr>
-      <w:r>
-        <w:pict w14:anchorId="3B42C7F8">
-          <v:rect id="_x0000_i1112" style="width:0;height:1.5pt" o:hralign="center" o:hrstd="t" o:hr="t" fillcolor="#a0a0a0" stroked="f"/>
-        </w:pict>
-      </w:r>
     </w:p>
     <w:p>
       <w:pPr>
@@ -13218,11 +12816,6 @@
       <w:pPr>
         <w:spacing w:after="0" w:line="240" w:lineRule="auto"/>
       </w:pPr>
-      <w:r>
-        <w:pict w14:anchorId="0BFE3F47">
-          <v:rect id="_x0000_i1113" style="width:0;height:1.5pt" o:hralign="center" o:hrstd="t" o:hr="t" fillcolor="#a0a0a0" stroked="f"/>
-        </w:pict>
-      </w:r>
     </w:p>
     <w:p>
       <w:pPr>
@@ -13362,11 +12955,6 @@
       <w:pPr>
         <w:spacing w:after="0" w:line="240" w:lineRule="auto"/>
       </w:pPr>
-      <w:r>
-        <w:pict w14:anchorId="33CE3387">
-          <v:rect id="_x0000_i1114" style="width:0;height:1.5pt" o:hralign="center" o:hrstd="t" o:hr="t" fillcolor="#a0a0a0" stroked="f"/>
-        </w:pict>
-      </w:r>
     </w:p>
     <w:p>
       <w:pPr>
@@ -13496,11 +13084,6 @@
       <w:pPr>
         <w:spacing w:after="0" w:line="240" w:lineRule="auto"/>
       </w:pPr>
-      <w:r>
-        <w:pict w14:anchorId="089B8662">
-          <v:rect id="_x0000_i1115" style="width:0;height:1.5pt" o:hralign="center" o:hrstd="t" o:hr="t" fillcolor="#a0a0a0" stroked="f"/>
-        </w:pict>
-      </w:r>
     </w:p>
     <w:p>
       <w:pPr>
@@ -13630,11 +13213,6 @@
       <w:pPr>
         <w:spacing w:after="0" w:line="240" w:lineRule="auto"/>
       </w:pPr>
-      <w:r>
-        <w:pict w14:anchorId="517F03E4">
-          <v:rect id="_x0000_i1116" style="width:0;height:1.5pt" o:hralign="center" o:hrstd="t" o:hr="t" fillcolor="#a0a0a0" stroked="f"/>
-        </w:pict>
-      </w:r>
     </w:p>
     <w:p>
       <w:pPr>
@@ -13764,11 +13342,6 @@
       <w:pPr>
         <w:spacing w:after="0" w:line="240" w:lineRule="auto"/>
       </w:pPr>
-      <w:r>
-        <w:pict w14:anchorId="10C514B4">
-          <v:rect id="_x0000_i1117" style="width:0;height:1.5pt" o:hralign="center" o:hrstd="t" o:hr="t" fillcolor="#a0a0a0" stroked="f"/>
-        </w:pict>
-      </w:r>
     </w:p>
     <w:p>
       <w:pPr>
@@ -13899,11 +13472,6 @@
       <w:pPr>
         <w:spacing w:after="0" w:line="240" w:lineRule="auto"/>
       </w:pPr>
-      <w:r>
-        <w:pict w14:anchorId="73B7ECD1">
-          <v:rect id="_x0000_i1118" style="width:0;height:1.5pt" o:hralign="center" o:hrstd="t" o:hr="t" fillcolor="#a0a0a0" stroked="f"/>
-        </w:pict>
-      </w:r>
     </w:p>
     <w:p>
       <w:pPr>
@@ -14033,11 +13601,6 @@
       <w:pPr>
         <w:spacing w:after="0" w:line="240" w:lineRule="auto"/>
       </w:pPr>
-      <w:r>
-        <w:pict w14:anchorId="72050D4D">
-          <v:rect id="_x0000_i1119" style="width:0;height:1.5pt" o:hralign="center" o:hrstd="t" o:hr="t" fillcolor="#a0a0a0" stroked="f"/>
-        </w:pict>
-      </w:r>
     </w:p>
     <w:p>
       <w:pPr>
@@ -14157,11 +13720,6 @@
       <w:pPr>
         <w:spacing w:after="0" w:line="240" w:lineRule="auto"/>
       </w:pPr>
-      <w:r>
-        <w:pict w14:anchorId="46DC3B15">
-          <v:rect id="_x0000_i1120" style="width:0;height:1.5pt" o:hralign="center" o:hrstd="t" o:hr="t" fillcolor="#a0a0a0" stroked="f"/>
-        </w:pict>
-      </w:r>
     </w:p>
     <w:p>
       <w:pPr>
@@ -14291,11 +13849,6 @@
       <w:pPr>
         <w:spacing w:after="0" w:line="240" w:lineRule="auto"/>
       </w:pPr>
-      <w:r>
-        <w:pict w14:anchorId="09D37511">
-          <v:rect id="_x0000_i1121" style="width:0;height:1.5pt" o:hralign="center" o:hrstd="t" o:hr="t" fillcolor="#a0a0a0" stroked="f"/>
-        </w:pict>
-      </w:r>
     </w:p>
     <w:p>
       <w:pPr>
@@ -14425,11 +13978,6 @@
       <w:pPr>
         <w:spacing w:after="0" w:line="240" w:lineRule="auto"/>
       </w:pPr>
-      <w:r>
-        <w:pict w14:anchorId="103EB7E3">
-          <v:rect id="_x0000_i1122" style="width:0;height:1.5pt" o:hralign="center" o:hrstd="t" o:hr="t" fillcolor="#a0a0a0" stroked="f"/>
-        </w:pict>
-      </w:r>
     </w:p>
     <w:p>
       <w:pPr>
@@ -14814,11 +14362,6 @@
       <w:pPr>
         <w:spacing w:after="0" w:line="240" w:lineRule="auto"/>
       </w:pPr>
-      <w:r>
-        <w:pict w14:anchorId="6AE75C1C">
-          <v:rect id="_x0000_i1123" style="width:0;height:1.5pt" o:hralign="center" o:hrstd="t" o:hr="t" fillcolor="#a0a0a0" stroked="f"/>
-        </w:pict>
-      </w:r>
     </w:p>
     <w:p>
       <w:pPr>
@@ -14995,11 +14538,6 @@
       <w:pPr>
         <w:spacing w:after="0" w:line="240" w:lineRule="auto"/>
       </w:pPr>
-      <w:r>
-        <w:pict w14:anchorId="48C59396">
-          <v:rect id="_x0000_i1124" style="width:0;height:1.5pt" o:hralign="center" o:hrstd="t" o:hr="t" fillcolor="#a0a0a0" stroked="f"/>
-        </w:pict>
-      </w:r>
     </w:p>
     <w:p>
       <w:pPr>
@@ -15176,11 +14714,6 @@
       <w:pPr>
         <w:spacing w:after="0" w:line="240" w:lineRule="auto"/>
       </w:pPr>
-      <w:r>
-        <w:pict w14:anchorId="5EBBAD3E">
-          <v:rect id="_x0000_i1125" style="width:0;height:1.5pt" o:hralign="center" o:hrstd="t" o:hr="t" fillcolor="#a0a0a0" stroked="f"/>
-        </w:pict>
-      </w:r>
     </w:p>
     <w:p>
       <w:pPr>
@@ -15330,11 +14863,6 @@
       <w:pPr>
         <w:spacing w:after="0" w:line="240" w:lineRule="auto"/>
       </w:pPr>
-      <w:r>
-        <w:pict w14:anchorId="60F215DD">
-          <v:rect id="_x0000_i1126" style="width:0;height:1.5pt" o:hralign="center" o:hrstd="t" o:hr="t" fillcolor="#a0a0a0" stroked="f"/>
-        </w:pict>
-      </w:r>
     </w:p>
     <w:p>
       <w:pPr>
@@ -15511,11 +15039,6 @@
       <w:pPr>
         <w:spacing w:after="0" w:line="240" w:lineRule="auto"/>
       </w:pPr>
-      <w:r>
-        <w:pict w14:anchorId="423DA02B">
-          <v:rect id="_x0000_i1127" style="width:0;height:1.5pt" o:hralign="center" o:hrstd="t" o:hr="t" fillcolor="#a0a0a0" stroked="f"/>
-        </w:pict>
-      </w:r>
     </w:p>
     <w:p>
       <w:pPr>
@@ -15664,11 +15187,6 @@
       <w:pPr>
         <w:spacing w:after="0" w:line="240" w:lineRule="auto"/>
       </w:pPr>
-      <w:r>
-        <w:pict w14:anchorId="51366624">
-          <v:rect id="_x0000_i1128" style="width:0;height:1.5pt" o:hralign="center" o:hrstd="t" o:hr="t" fillcolor="#a0a0a0" stroked="f"/>
-        </w:pict>
-      </w:r>
     </w:p>
     <w:p>
       <w:pPr>
@@ -15817,11 +15335,6 @@
       <w:pPr>
         <w:spacing w:after="0" w:line="240" w:lineRule="auto"/>
       </w:pPr>
-      <w:r>
-        <w:pict w14:anchorId="2EF948B9">
-          <v:rect id="_x0000_i1129" style="width:0;height:1.5pt" o:hralign="center" o:hrstd="t" o:hr="t" fillcolor="#a0a0a0" stroked="f"/>
-        </w:pict>
-      </w:r>
     </w:p>
     <w:p>
       <w:pPr>
@@ -19134,6 +18647,7 @@
           <w:szCs w:val="72"/>
         </w:rPr>
       </w:pPr>
+      <w:proofErr w:type="spellStart"/>
       <w:r>
         <w:rPr>
           <w:b/>
@@ -19141,15 +18655,33 @@
           <w:sz w:val="72"/>
           <w:szCs w:val="72"/>
         </w:rPr>
-        <w:t>Querry:</w:t>
-      </w:r>
-    </w:p>
-    <w:p>
-      <w:pPr>
-        <w:spacing w:after="0" w:line="240" w:lineRule="auto"/>
-      </w:pPr>
-      <w:r>
-        <w:t>Tell about your self. Step 1: keywords. step 2: Statement structure. step 3: content structure. ============================================== Name From location To location what is my parent what is my siblings what studied Why studied How started intern How started career Where and where worked. what is my hoby What is my short term goal. what is my long term goal. "Can you give me step 1 step 2 step 3."</w:t>
+        <w:t>Querry</w:t>
+      </w:r>
+      <w:proofErr w:type="spellEnd"/>
+      <w:r>
+        <w:rPr>
+          <w:b/>
+          <w:bCs/>
+          <w:sz w:val="72"/>
+          <w:szCs w:val="72"/>
+        </w:rPr>
+        <w:t>:</w:t>
+      </w:r>
+    </w:p>
+    <w:p>
+      <w:pPr>
+        <w:spacing w:after="0" w:line="240" w:lineRule="auto"/>
+      </w:pPr>
+      <w:r>
+        <w:t xml:space="preserve">Tell about your self. Step 1: keywords. step 2: Statement structure. step 3: content structure. ============================================== Name From location To location what is my parent what is my siblings what studied Why studied How started intern How started career Where and where worked. what is my </w:t>
+      </w:r>
+      <w:proofErr w:type="spellStart"/>
+      <w:r>
+        <w:t>hoby</w:t>
+      </w:r>
+      <w:proofErr w:type="spellEnd"/>
+      <w:r>
+        <w:t xml:space="preserve"> What is my short term goal. what is my long term goal. "Can you give me step 1 step 2 step 3."</w:t>
       </w:r>
     </w:p>
     <w:p>
@@ -19321,7 +18853,23 @@
         <w:t>Education</w:t>
       </w:r>
       <w:r>
-        <w:t xml:space="preserve"> – “I studied B.Sc, MCA, M.Tech”</w:t>
+        <w:t xml:space="preserve"> – “I studied </w:t>
+      </w:r>
+      <w:proofErr w:type="spellStart"/>
+      <w:r>
+        <w:t>B.Sc</w:t>
+      </w:r>
+      <w:proofErr w:type="spellEnd"/>
+      <w:r>
+        <w:t xml:space="preserve">, MCA, </w:t>
+      </w:r>
+      <w:proofErr w:type="spellStart"/>
+      <w:r>
+        <w:t>M.Tech</w:t>
+      </w:r>
+      <w:proofErr w:type="spellEnd"/>
+      <w:r>
+        <w:t>”</w:t>
       </w:r>
     </w:p>
     <w:p>
@@ -19515,7 +19063,23 @@
           <w:i/>
           <w:iCs/>
         </w:rPr>
-        <w:t>“My name is Daniel Singh. I am originally from India, currently living in Ottawa. My father is … and my mother is … I have a brother named Babin.”</w:t>
+        <w:t xml:space="preserve">“My name is Daniel Singh. I am originally from India, currently living in Ottawa. My father is … and my mother is … I have a brother named </w:t>
+      </w:r>
+      <w:proofErr w:type="spellStart"/>
+      <w:r>
+        <w:rPr>
+          <w:i/>
+          <w:iCs/>
+        </w:rPr>
+        <w:t>Babin</w:t>
+      </w:r>
+      <w:proofErr w:type="spellEnd"/>
+      <w:r>
+        <w:rPr>
+          <w:i/>
+          <w:iCs/>
+        </w:rPr>
+        <w:t>.”</w:t>
       </w:r>
     </w:p>
     <w:p>
@@ -19550,7 +19114,39 @@
           <w:i/>
           <w:iCs/>
         </w:rPr>
-        <w:t>“I completed B.Sc, MCA, and M.Tech because I was passionate about software engineering and cloud technologies.”</w:t>
+        <w:t xml:space="preserve">“I completed </w:t>
+      </w:r>
+      <w:proofErr w:type="spellStart"/>
+      <w:r>
+        <w:rPr>
+          <w:i/>
+          <w:iCs/>
+        </w:rPr>
+        <w:t>B.Sc</w:t>
+      </w:r>
+      <w:proofErr w:type="spellEnd"/>
+      <w:r>
+        <w:rPr>
+          <w:i/>
+          <w:iCs/>
+        </w:rPr>
+        <w:t xml:space="preserve">, MCA, and </w:t>
+      </w:r>
+      <w:proofErr w:type="spellStart"/>
+      <w:r>
+        <w:rPr>
+          <w:i/>
+          <w:iCs/>
+        </w:rPr>
+        <w:t>M.Tech</w:t>
+      </w:r>
+      <w:proofErr w:type="spellEnd"/>
+      <w:r>
+        <w:rPr>
+          <w:i/>
+          <w:iCs/>
+        </w:rPr>
+        <w:t xml:space="preserve"> because I was passionate about software engineering and cloud technologies.”</w:t>
       </w:r>
     </w:p>
     <w:p>
@@ -19728,7 +19324,55 @@
           <w:i/>
           <w:iCs/>
         </w:rPr>
-        <w:t>“My name is Daniel Singh. I am originally from India and currently living in Ottawa. My father is [father’s profession], and my mother is [mother’s profession]. I have a brother named Babin. I completed my B.Sc, MCA, and M.Tech because I was passionate about software engineering and cloud technologies. I started my career as an intern at [company], where I learned backend development and cloud deployment. Later, I joined Infosys as a Technology Lead, where I work on AWS cloud projects and web application development. In my free time, I enjoy reading tech blogs, exploring AI trends, and playing badminton. In the short term, I aim to grow as a senior software architect and lead cloud projects. In the long term, I want to contribute to AI-powered cloud innovations that impact millions of users.”</w:t>
+        <w:t xml:space="preserve">“My name is Daniel Singh. I am originally from India and currently living in Ottawa. My father is [father’s profession], and my mother is [mother’s profession]. I have a brother named </w:t>
+      </w:r>
+      <w:proofErr w:type="spellStart"/>
+      <w:r>
+        <w:rPr>
+          <w:i/>
+          <w:iCs/>
+        </w:rPr>
+        <w:t>Babin</w:t>
+      </w:r>
+      <w:proofErr w:type="spellEnd"/>
+      <w:r>
+        <w:rPr>
+          <w:i/>
+          <w:iCs/>
+        </w:rPr>
+        <w:t xml:space="preserve">. I completed my </w:t>
+      </w:r>
+      <w:proofErr w:type="spellStart"/>
+      <w:r>
+        <w:rPr>
+          <w:i/>
+          <w:iCs/>
+        </w:rPr>
+        <w:t>B.Sc</w:t>
+      </w:r>
+      <w:proofErr w:type="spellEnd"/>
+      <w:r>
+        <w:rPr>
+          <w:i/>
+          <w:iCs/>
+        </w:rPr>
+        <w:t xml:space="preserve">, MCA, and </w:t>
+      </w:r>
+      <w:proofErr w:type="spellStart"/>
+      <w:r>
+        <w:rPr>
+          <w:i/>
+          <w:iCs/>
+        </w:rPr>
+        <w:t>M.Tech</w:t>
+      </w:r>
+      <w:proofErr w:type="spellEnd"/>
+      <w:r>
+        <w:rPr>
+          <w:i/>
+          <w:iCs/>
+        </w:rPr>
+        <w:t xml:space="preserve"> because I was passionate about software engineering and cloud technologies. I started my career as an intern at [company], where I learned backend development and cloud deployment. Later, I joined Infosys as a Technology Lead, where I work on AWS cloud projects and web application development. In my free time, I enjoy reading tech blogs, exploring AI trends, and playing badminton. In the short term, I aim to grow as a senior software architect and lead cloud projects. In the long term, I want to contribute to AI-powered cloud innovations that impact millions of users.”</w:t>
       </w:r>
     </w:p>
     <w:p>
@@ -20558,11 +20202,6 @@
       <w:pPr>
         <w:spacing w:after="0" w:line="240" w:lineRule="auto"/>
       </w:pPr>
-      <w:r>
-        <w:pict w14:anchorId="78CB7E1E">
-          <v:rect id="_x0000_i1269" style="width:0;height:1.5pt" o:hralign="center" o:hrstd="t" o:hr="t" fillcolor="#a0a0a0" stroked="f"/>
-        </w:pict>
-      </w:r>
     </w:p>
     <w:p>
       <w:pPr>
@@ -20615,11 +20254,6 @@
       <w:pPr>
         <w:spacing w:after="0" w:line="240" w:lineRule="auto"/>
       </w:pPr>
-      <w:r>
-        <w:pict w14:anchorId="31B2470D">
-          <v:rect id="_x0000_i1270" style="width:0;height:1.5pt" o:hralign="center" o:hrstd="t" o:hr="t" fillcolor="#a0a0a0" stroked="f"/>
-        </w:pict>
-      </w:r>
     </w:p>
     <w:p>
       <w:pPr>
@@ -20686,11 +20320,6 @@
       <w:pPr>
         <w:spacing w:after="0" w:line="240" w:lineRule="auto"/>
       </w:pPr>
-      <w:r>
-        <w:pict w14:anchorId="1F5C84D5">
-          <v:rect id="_x0000_i1271" style="width:0;height:1.5pt" o:hralign="center" o:hrstd="t" o:hr="t" fillcolor="#a0a0a0" stroked="f"/>
-        </w:pict>
-      </w:r>
     </w:p>
     <w:p>
       <w:pPr>
@@ -20743,11 +20372,6 @@
       <w:pPr>
         <w:spacing w:after="0" w:line="240" w:lineRule="auto"/>
       </w:pPr>
-      <w:r>
-        <w:pict w14:anchorId="3B60A151">
-          <v:rect id="_x0000_i1272" style="width:0;height:1.5pt" o:hralign="center" o:hrstd="t" o:hr="t" fillcolor="#a0a0a0" stroked="f"/>
-        </w:pict>
-      </w:r>
     </w:p>
     <w:p>
       <w:pPr>
@@ -20810,11 +20434,6 @@
       <w:pPr>
         <w:spacing w:after="0" w:line="240" w:lineRule="auto"/>
       </w:pPr>
-      <w:r>
-        <w:pict w14:anchorId="05197446">
-          <v:rect id="_x0000_i1273" style="width:0;height:1.5pt" o:hralign="center" o:hrstd="t" o:hr="t" fillcolor="#a0a0a0" stroked="f"/>
-        </w:pict>
-      </w:r>
     </w:p>
     <w:p>
       <w:pPr>
@@ -22292,6 +21911,1102 @@
       <w:r>
         <w:br/>
         <w:t>Okay, you also take care.</w:t>
+      </w:r>
+    </w:p>
+    <w:p>
+      <w:pPr>
+        <w:spacing w:after="0" w:line="240" w:lineRule="auto"/>
+        <w:rPr>
+          <w:b/>
+          <w:bCs/>
+        </w:rPr>
+      </w:pPr>
+      <w:r>
+        <w:rPr>
+          <w:rFonts w:ascii="Segoe UI Emoji" w:hAnsi="Segoe UI Emoji" w:cs="Segoe UI Emoji"/>
+          <w:b/>
+          <w:bCs/>
+        </w:rPr>
+        <w:t>🎤</w:t>
+      </w:r>
+      <w:r>
+        <w:rPr>
+          <w:b/>
+          <w:bCs/>
+        </w:rPr>
+        <w:t xml:space="preserve"> HR Interview Conversation (Purolator – Senior Software Developer)</w:t>
+      </w:r>
+    </w:p>
+    <w:p>
+      <w:pPr>
+        <w:spacing w:after="0" w:line="240" w:lineRule="auto"/>
+        <w:rPr>
+          <w:b/>
+          <w:bCs/>
+        </w:rPr>
+      </w:pPr>
+      <w:r>
+        <w:rPr>
+          <w:b/>
+          <w:bCs/>
+        </w:rPr>
+        <w:t>1. Tell me about yourself.</w:t>
+      </w:r>
+    </w:p>
+    <w:p>
+      <w:pPr>
+        <w:spacing w:after="0" w:line="240" w:lineRule="auto"/>
+      </w:pPr>
+      <w:r>
+        <w:rPr>
+          <w:b/>
+          <w:bCs/>
+        </w:rPr>
+        <w:t>Answer:</w:t>
+      </w:r>
+      <w:r>
+        <w:br/>
+        <w:t xml:space="preserve">I have close to 7 years of experience as a Technology Lead Application Developer, working with </w:t>
+      </w:r>
+      <w:proofErr w:type="spellStart"/>
+      <w:r>
+        <w:t>Innovapost</w:t>
+      </w:r>
+      <w:proofErr w:type="spellEnd"/>
+      <w:r>
+        <w:t>, Canada Post, and Purolator. My experience includes full-stack development, enterprise applications, and cloud-based solutions.</w:t>
+      </w:r>
+    </w:p>
+    <w:p>
+      <w:pPr>
+        <w:spacing w:after="0" w:line="240" w:lineRule="auto"/>
+        <w:rPr>
+          <w:b/>
+          <w:bCs/>
+        </w:rPr>
+      </w:pPr>
+      <w:r>
+        <w:rPr>
+          <w:b/>
+          <w:bCs/>
+        </w:rPr>
+        <w:t>2. Why are you interested in this role at Purolator?</w:t>
+      </w:r>
+    </w:p>
+    <w:p>
+      <w:pPr>
+        <w:spacing w:after="0" w:line="240" w:lineRule="auto"/>
+      </w:pPr>
+      <w:r>
+        <w:rPr>
+          <w:b/>
+          <w:bCs/>
+        </w:rPr>
+        <w:t>Answer:</w:t>
+      </w:r>
+      <w:r>
+        <w:br/>
+        <w:t>I have previously worked on Purolator projects, and I am familiar with the systems and environment. This role aligns well with my experience, and I am excited to contribute again at a deeper level.</w:t>
+      </w:r>
+    </w:p>
+    <w:p>
+      <w:pPr>
+        <w:spacing w:after="0" w:line="240" w:lineRule="auto"/>
+        <w:rPr>
+          <w:b/>
+          <w:bCs/>
+        </w:rPr>
+      </w:pPr>
+      <w:r>
+        <w:rPr>
+          <w:b/>
+          <w:bCs/>
+        </w:rPr>
+        <w:t>3. What relevant experience do you bring to this role?</w:t>
+      </w:r>
+    </w:p>
+    <w:p>
+      <w:pPr>
+        <w:spacing w:after="0" w:line="240" w:lineRule="auto"/>
+      </w:pPr>
+      <w:r>
+        <w:rPr>
+          <w:b/>
+          <w:bCs/>
+        </w:rPr>
+        <w:t>Answer:</w:t>
+      </w:r>
+      <w:r>
+        <w:br/>
+        <w:t>I have worked on key Purolator applications like Guest Shipper, API Portal, My Purolator, EWS, and ESO. I also have strong experience in SOA-based systems, DevOps, and search engine migration projects.</w:t>
+      </w:r>
+    </w:p>
+    <w:p>
+      <w:pPr>
+        <w:spacing w:after="0" w:line="240" w:lineRule="auto"/>
+        <w:rPr>
+          <w:b/>
+          <w:bCs/>
+        </w:rPr>
+      </w:pPr>
+      <w:r>
+        <w:rPr>
+          <w:b/>
+          <w:bCs/>
+        </w:rPr>
+        <w:t xml:space="preserve">4. Can you explain your experience with </w:t>
+      </w:r>
+      <w:proofErr w:type="spellStart"/>
+      <w:r>
+        <w:rPr>
+          <w:b/>
+          <w:bCs/>
+        </w:rPr>
+        <w:t>Innovapost</w:t>
+      </w:r>
+      <w:proofErr w:type="spellEnd"/>
+      <w:r>
+        <w:rPr>
+          <w:b/>
+          <w:bCs/>
+        </w:rPr>
+        <w:t xml:space="preserve"> and Canada Post?</w:t>
+      </w:r>
+    </w:p>
+    <w:p>
+      <w:pPr>
+        <w:spacing w:after="0" w:line="240" w:lineRule="auto"/>
+      </w:pPr>
+      <w:r>
+        <w:rPr>
+          <w:b/>
+          <w:bCs/>
+        </w:rPr>
+        <w:t>Answer:</w:t>
+      </w:r>
+      <w:r>
+        <w:br/>
+        <w:t xml:space="preserve">At </w:t>
+      </w:r>
+      <w:proofErr w:type="spellStart"/>
+      <w:r>
+        <w:t>Innovapost</w:t>
+      </w:r>
+      <w:proofErr w:type="spellEnd"/>
+      <w:r>
+        <w:t>, I worked on SOA-based applications and DevOps processes. At Canada Post, I contributed to search engine migration from FAST to Fusion, improving system efficiency and performance.</w:t>
+      </w:r>
+    </w:p>
+    <w:p>
+      <w:pPr>
+        <w:spacing w:after="0" w:line="240" w:lineRule="auto"/>
+        <w:rPr>
+          <w:b/>
+          <w:bCs/>
+        </w:rPr>
+      </w:pPr>
+      <w:r>
+        <w:rPr>
+          <w:b/>
+          <w:bCs/>
+        </w:rPr>
+        <w:t>5. Have you worked with cross-functional teams?</w:t>
+      </w:r>
+    </w:p>
+    <w:p>
+      <w:pPr>
+        <w:spacing w:after="0" w:line="240" w:lineRule="auto"/>
+      </w:pPr>
+      <w:r>
+        <w:rPr>
+          <w:b/>
+          <w:bCs/>
+        </w:rPr>
+        <w:t>Answer:</w:t>
+      </w:r>
+      <w:r>
+        <w:br/>
+        <w:t>Yes, I have collaborated with multiple stakeholders including developers, architects, and business teams, ensuring smooth delivery of enterprise-level applications.</w:t>
+      </w:r>
+    </w:p>
+    <w:p>
+      <w:pPr>
+        <w:spacing w:after="0" w:line="240" w:lineRule="auto"/>
+        <w:rPr>
+          <w:b/>
+          <w:bCs/>
+        </w:rPr>
+      </w:pPr>
+      <w:r>
+        <w:rPr>
+          <w:b/>
+          <w:bCs/>
+        </w:rPr>
+        <w:t>6. Who have you worked with previously in Purolator projects?</w:t>
+      </w:r>
+    </w:p>
+    <w:p>
+      <w:pPr>
+        <w:spacing w:after="0" w:line="240" w:lineRule="auto"/>
+      </w:pPr>
+      <w:r>
+        <w:rPr>
+          <w:b/>
+          <w:bCs/>
+        </w:rPr>
+        <w:lastRenderedPageBreak/>
+        <w:t>Answer:</w:t>
+      </w:r>
+      <w:r>
+        <w:br/>
+        <w:t xml:space="preserve">I have worked with team members like Cristian, </w:t>
+      </w:r>
+      <w:proofErr w:type="spellStart"/>
+      <w:r>
+        <w:t>Dragoes</w:t>
+      </w:r>
+      <w:proofErr w:type="spellEnd"/>
+      <w:r>
+        <w:t>, and Indu during my previous assignments, contributing to various core applications.</w:t>
+      </w:r>
+    </w:p>
+    <w:p>
+      <w:pPr>
+        <w:spacing w:after="0" w:line="240" w:lineRule="auto"/>
+        <w:rPr>
+          <w:b/>
+          <w:bCs/>
+        </w:rPr>
+      </w:pPr>
+      <w:r>
+        <w:rPr>
+          <w:b/>
+          <w:bCs/>
+        </w:rPr>
+        <w:t>7. What motivates you to explore this opportunity now?</w:t>
+      </w:r>
+    </w:p>
+    <w:p>
+      <w:pPr>
+        <w:spacing w:after="0" w:line="240" w:lineRule="auto"/>
+      </w:pPr>
+      <w:r>
+        <w:rPr>
+          <w:b/>
+          <w:bCs/>
+        </w:rPr>
+        <w:t>Answer:</w:t>
+      </w:r>
+      <w:r>
+        <w:br/>
+        <w:t>I have been looking for an opportunity that aligns with my experience in enterprise systems, and this role at Purolator is a strong match for my skills and career goals.</w:t>
+      </w:r>
+    </w:p>
+    <w:p>
+      <w:pPr>
+        <w:spacing w:after="0" w:line="240" w:lineRule="auto"/>
+        <w:rPr>
+          <w:b/>
+          <w:bCs/>
+        </w:rPr>
+      </w:pPr>
+      <w:r>
+        <w:rPr>
+          <w:b/>
+          <w:bCs/>
+        </w:rPr>
+        <w:t>8. Are you comfortable with a quick interview process?</w:t>
+      </w:r>
+    </w:p>
+    <w:p>
+      <w:pPr>
+        <w:spacing w:after="0" w:line="240" w:lineRule="auto"/>
+      </w:pPr>
+      <w:r>
+        <w:rPr>
+          <w:b/>
+          <w:bCs/>
+        </w:rPr>
+        <w:t>Answer:</w:t>
+      </w:r>
+      <w:r>
+        <w:br/>
+        <w:t>Yes, absolutely. I am flexible and open to connecting at mutually convenient times.</w:t>
+      </w:r>
+    </w:p>
+    <w:p>
+      <w:pPr>
+        <w:spacing w:after="0" w:line="240" w:lineRule="auto"/>
+        <w:rPr>
+          <w:b/>
+          <w:bCs/>
+        </w:rPr>
+      </w:pPr>
+      <w:r>
+        <w:rPr>
+          <w:b/>
+          <w:bCs/>
+        </w:rPr>
+        <w:t>9. What is your availability for interviews?</w:t>
+      </w:r>
+    </w:p>
+    <w:p>
+      <w:pPr>
+        <w:spacing w:after="0" w:line="240" w:lineRule="auto"/>
+      </w:pPr>
+      <w:r>
+        <w:rPr>
+          <w:b/>
+          <w:bCs/>
+        </w:rPr>
+        <w:t>Answer:</w:t>
+      </w:r>
+      <w:r>
+        <w:br/>
+        <w:t>I am flexible with scheduling. For example, I was available between 12:00 PM to 3:00 PM EST and can adjust based on the interviewer’s availability.</w:t>
+      </w:r>
+    </w:p>
+    <w:p>
+      <w:pPr>
+        <w:spacing w:after="0" w:line="240" w:lineRule="auto"/>
+        <w:rPr>
+          <w:b/>
+          <w:bCs/>
+        </w:rPr>
+      </w:pPr>
+      <w:r>
+        <w:rPr>
+          <w:b/>
+          <w:bCs/>
+        </w:rPr>
+        <w:t>10. How do you handle communication with HR and stakeholders?</w:t>
+      </w:r>
+    </w:p>
+    <w:p>
+      <w:pPr>
+        <w:spacing w:after="0" w:line="240" w:lineRule="auto"/>
+      </w:pPr>
+      <w:r>
+        <w:rPr>
+          <w:b/>
+          <w:bCs/>
+        </w:rPr>
+        <w:t>Answer:</w:t>
+      </w:r>
+      <w:r>
+        <w:br/>
+        <w:t>I maintain clear and professional communication, ensuring timely responses and alignment with expectations throughout the process.</w:t>
+      </w:r>
+    </w:p>
+    <w:p>
+      <w:pPr>
+        <w:spacing w:after="0" w:line="240" w:lineRule="auto"/>
+        <w:rPr>
+          <w:b/>
+          <w:bCs/>
+        </w:rPr>
+      </w:pPr>
+      <w:r>
+        <w:rPr>
+          <w:b/>
+          <w:bCs/>
+        </w:rPr>
+        <w:t>11. What is your current role and responsibility?</w:t>
+      </w:r>
+    </w:p>
+    <w:p>
+      <w:pPr>
+        <w:spacing w:after="0" w:line="240" w:lineRule="auto"/>
+      </w:pPr>
+      <w:r>
+        <w:rPr>
+          <w:b/>
+          <w:bCs/>
+        </w:rPr>
+        <w:t>Answer:</w:t>
+      </w:r>
+      <w:r>
+        <w:br/>
+        <w:t>Currently, I am working as a Technology Lead Application Developer, handling full-stack development, system design, and supporting enterprise-scale applications.</w:t>
+      </w:r>
+    </w:p>
+    <w:p>
+      <w:pPr>
+        <w:spacing w:after="0" w:line="240" w:lineRule="auto"/>
+        <w:rPr>
+          <w:b/>
+          <w:bCs/>
+        </w:rPr>
+      </w:pPr>
+      <w:r>
+        <w:rPr>
+          <w:b/>
+          <w:bCs/>
+        </w:rPr>
+        <w:t>12. What technologies have you worked with?</w:t>
+      </w:r>
+    </w:p>
+    <w:p>
+      <w:pPr>
+        <w:spacing w:after="0" w:line="240" w:lineRule="auto"/>
+      </w:pPr>
+      <w:r>
+        <w:rPr>
+          <w:b/>
+          <w:bCs/>
+        </w:rPr>
+        <w:t>Answer:</w:t>
+      </w:r>
+      <w:r>
+        <w:br/>
+        <w:t>I have experience with full-stack technologies, SOA architecture, DevOps practices, and enterprise APIs, along with cloud-based solutions.</w:t>
+      </w:r>
+    </w:p>
+    <w:p>
+      <w:pPr>
+        <w:spacing w:after="0" w:line="240" w:lineRule="auto"/>
+        <w:rPr>
+          <w:b/>
+          <w:bCs/>
+        </w:rPr>
+      </w:pPr>
+      <w:r>
+        <w:rPr>
+          <w:b/>
+          <w:bCs/>
+        </w:rPr>
+        <w:t>13. How do you ensure successful project delivery?</w:t>
+      </w:r>
+    </w:p>
+    <w:p>
+      <w:pPr>
+        <w:spacing w:after="0" w:line="240" w:lineRule="auto"/>
+      </w:pPr>
+      <w:r>
+        <w:rPr>
+          <w:b/>
+          <w:bCs/>
+        </w:rPr>
+        <w:t>Answer:</w:t>
+      </w:r>
+      <w:r>
+        <w:br/>
+        <w:t>I focus on clear requirements, collaboration, proper planning, and continuous monitoring to ensure timely and high-quality delivery.</w:t>
+      </w:r>
+    </w:p>
+    <w:p>
+      <w:pPr>
+        <w:spacing w:after="0" w:line="240" w:lineRule="auto"/>
+        <w:rPr>
+          <w:b/>
+          <w:bCs/>
+        </w:rPr>
+      </w:pPr>
+      <w:r>
+        <w:rPr>
+          <w:b/>
+          <w:bCs/>
+        </w:rPr>
+        <w:t>14. Are you comfortable working in a team environment?</w:t>
+      </w:r>
+    </w:p>
+    <w:p>
+      <w:pPr>
+        <w:spacing w:after="0" w:line="240" w:lineRule="auto"/>
+      </w:pPr>
+      <w:r>
+        <w:rPr>
+          <w:b/>
+          <w:bCs/>
+        </w:rPr>
+        <w:t>Answer:</w:t>
+      </w:r>
+      <w:r>
+        <w:br/>
+        <w:t>Yes, I strongly believe in teamwork and collaboration, which helps in delivering better solutions efficiently.</w:t>
+      </w:r>
+    </w:p>
+    <w:p>
+      <w:pPr>
+        <w:spacing w:after="0" w:line="240" w:lineRule="auto"/>
+        <w:rPr>
+          <w:b/>
+          <w:bCs/>
+        </w:rPr>
+      </w:pPr>
+      <w:r>
+        <w:rPr>
+          <w:b/>
+          <w:bCs/>
+        </w:rPr>
+        <w:t>15. What are your strengths?</w:t>
+      </w:r>
+    </w:p>
+    <w:p>
+      <w:pPr>
+        <w:spacing w:after="0" w:line="240" w:lineRule="auto"/>
+      </w:pPr>
+      <w:r>
+        <w:rPr>
+          <w:b/>
+          <w:bCs/>
+        </w:rPr>
+        <w:t>Answer:</w:t>
+      </w:r>
+      <w:r>
+        <w:br/>
+        <w:t>My strengths include strong problem-solving skills, experience with enterprise systems, and the ability to quickly adapt to new technologies and environments.</w:t>
+      </w:r>
+    </w:p>
+    <w:p>
+      <w:pPr>
+        <w:spacing w:after="0" w:line="240" w:lineRule="auto"/>
+        <w:rPr>
+          <w:b/>
+          <w:bCs/>
+        </w:rPr>
+      </w:pPr>
+      <w:r>
+        <w:rPr>
+          <w:b/>
+          <w:bCs/>
+        </w:rPr>
+        <w:t>16. Why should we consider you for this position?</w:t>
+      </w:r>
+    </w:p>
+    <w:p>
+      <w:pPr>
+        <w:spacing w:after="0" w:line="240" w:lineRule="auto"/>
+      </w:pPr>
+      <w:r>
+        <w:rPr>
+          <w:b/>
+          <w:bCs/>
+        </w:rPr>
+        <w:t>Answer:</w:t>
+      </w:r>
+      <w:r>
+        <w:br/>
+        <w:t>I bring relevant domain experience, prior exposure to Purolator systems, and a strong technical background, which allows me to contribute effectively from day one.</w:t>
+      </w:r>
+    </w:p>
+    <w:p>
+      <w:pPr>
+        <w:spacing w:after="0" w:line="240" w:lineRule="auto"/>
+        <w:rPr>
+          <w:b/>
+          <w:bCs/>
+        </w:rPr>
+      </w:pPr>
+      <w:r>
+        <w:rPr>
+          <w:b/>
+          <w:bCs/>
+        </w:rPr>
+        <w:t>17. How do you handle new opportunities?</w:t>
+      </w:r>
+    </w:p>
+    <w:p>
+      <w:pPr>
+        <w:spacing w:after="0" w:line="240" w:lineRule="auto"/>
+      </w:pPr>
+      <w:r>
+        <w:rPr>
+          <w:b/>
+          <w:bCs/>
+        </w:rPr>
+        <w:lastRenderedPageBreak/>
+        <w:t>Answer:</w:t>
+      </w:r>
+      <w:r>
+        <w:br/>
+        <w:t>I evaluate how well the role aligns with my experience and growth goals. In this case, the alignment is strong, which makes me very interested.</w:t>
+      </w:r>
+    </w:p>
+    <w:p>
+      <w:pPr>
+        <w:spacing w:after="0" w:line="240" w:lineRule="auto"/>
+        <w:rPr>
+          <w:b/>
+          <w:bCs/>
+        </w:rPr>
+      </w:pPr>
+      <w:r>
+        <w:rPr>
+          <w:b/>
+          <w:bCs/>
+        </w:rPr>
+        <w:t>18. Are you ready to move forward in the hiring process?</w:t>
+      </w:r>
+    </w:p>
+    <w:p>
+      <w:pPr>
+        <w:spacing w:after="0" w:line="240" w:lineRule="auto"/>
+      </w:pPr>
+      <w:r>
+        <w:rPr>
+          <w:b/>
+          <w:bCs/>
+        </w:rPr>
+        <w:t>Answer:</w:t>
+      </w:r>
+      <w:r>
+        <w:br/>
+        <w:t>Yes, I am very interested and ready to proceed with the next steps.</w:t>
+      </w:r>
+    </w:p>
+    <w:p>
+      <w:pPr>
+        <w:spacing w:after="0" w:line="240" w:lineRule="auto"/>
+        <w:rPr>
+          <w:b/>
+          <w:bCs/>
+        </w:rPr>
+      </w:pPr>
+      <w:r>
+        <w:rPr>
+          <w:b/>
+          <w:bCs/>
+        </w:rPr>
+        <w:t>19. What are your salary expectations?</w:t>
+      </w:r>
+    </w:p>
+    <w:p>
+      <w:pPr>
+        <w:spacing w:after="0" w:line="240" w:lineRule="auto"/>
+      </w:pPr>
+      <w:r>
+        <w:rPr>
+          <w:b/>
+          <w:bCs/>
+        </w:rPr>
+        <w:t>Answer:</w:t>
+      </w:r>
+      <w:r>
+        <w:br/>
+        <w:t>Based on my experience and current market standards in Canada, I am expecting a range of around $115K–$120K. However, I am flexible depending on the overall compensation package and growth opportunities.</w:t>
+      </w:r>
+    </w:p>
+    <w:p>
+      <w:pPr>
+        <w:spacing w:after="0" w:line="240" w:lineRule="auto"/>
+        <w:rPr>
+          <w:b/>
+          <w:bCs/>
+        </w:rPr>
+      </w:pPr>
+      <w:r>
+        <w:rPr>
+          <w:b/>
+          <w:bCs/>
+        </w:rPr>
+        <w:t>20. If the offered salary is slightly lower, how would you respond?</w:t>
+      </w:r>
+    </w:p>
+    <w:p>
+      <w:pPr>
+        <w:spacing w:after="0" w:line="240" w:lineRule="auto"/>
+      </w:pPr>
+      <w:r>
+        <w:rPr>
+          <w:b/>
+          <w:bCs/>
+        </w:rPr>
+        <w:t>Answer:</w:t>
+      </w:r>
+      <w:r>
+        <w:br/>
+        <w:t>I would be open to discussing the overall package, including benefits, growth, and flexibility. If the role aligns well, I am willing to find a mutually agreeable solution.</w:t>
+      </w:r>
+    </w:p>
+    <w:p>
+      <w:pPr>
+        <w:spacing w:after="0" w:line="240" w:lineRule="auto"/>
+        <w:rPr>
+          <w:b/>
+          <w:bCs/>
+        </w:rPr>
+      </w:pPr>
+      <w:r>
+        <w:rPr>
+          <w:b/>
+          <w:bCs/>
+        </w:rPr>
+        <w:t>21. Are you satisfied with the compensation discussed?</w:t>
+      </w:r>
+    </w:p>
+    <w:p>
+      <w:pPr>
+        <w:spacing w:after="0" w:line="240" w:lineRule="auto"/>
+      </w:pPr>
+      <w:r>
+        <w:rPr>
+          <w:b/>
+          <w:bCs/>
+        </w:rPr>
+        <w:t>Answer:</w:t>
+      </w:r>
+      <w:r>
+        <w:br/>
+        <w:t>Yes, the compensation range discussed aligns well with my expectations, and I am comfortable moving forward based on that.</w:t>
+      </w:r>
+    </w:p>
+    <w:p>
+      <w:pPr>
+        <w:spacing w:after="0" w:line="240" w:lineRule="auto"/>
+        <w:rPr>
+          <w:b/>
+          <w:bCs/>
+        </w:rPr>
+      </w:pPr>
+      <w:r>
+        <w:rPr>
+          <w:b/>
+          <w:bCs/>
+        </w:rPr>
+        <w:t>22. Are you open to working in Kitchener (Digital Hub location)?</w:t>
+      </w:r>
+    </w:p>
+    <w:p>
+      <w:pPr>
+        <w:spacing w:after="0" w:line="240" w:lineRule="auto"/>
+      </w:pPr>
+      <w:r>
+        <w:rPr>
+          <w:b/>
+          <w:bCs/>
+        </w:rPr>
+        <w:t>Answer:</w:t>
+      </w:r>
+      <w:r>
+        <w:br/>
+        <w:t>Yes, I really like the Kitchener Digital Hub location. It is a great environment, and I am very interested in working with the team there.</w:t>
+      </w:r>
+    </w:p>
+    <w:p>
+      <w:pPr>
+        <w:spacing w:after="0" w:line="240" w:lineRule="auto"/>
+        <w:rPr>
+          <w:b/>
+          <w:bCs/>
+        </w:rPr>
+      </w:pPr>
+      <w:r>
+        <w:rPr>
+          <w:b/>
+          <w:bCs/>
+        </w:rPr>
+        <w:t>23. Do you have any concerns about the location?</w:t>
+      </w:r>
+    </w:p>
+    <w:p>
+      <w:pPr>
+        <w:spacing w:after="0" w:line="240" w:lineRule="auto"/>
+      </w:pPr>
+      <w:r>
+        <w:rPr>
+          <w:b/>
+          <w:bCs/>
+        </w:rPr>
+        <w:t>Answer:</w:t>
+      </w:r>
+      <w:r>
+        <w:br/>
+        <w:t>The only concern is my current family situation, as I am based in Ottawa. I would appreciate some initial flexibility with the onsite requirement.</w:t>
+      </w:r>
+    </w:p>
+    <w:p>
+      <w:pPr>
+        <w:spacing w:after="0" w:line="240" w:lineRule="auto"/>
+        <w:rPr>
+          <w:b/>
+          <w:bCs/>
+        </w:rPr>
+      </w:pPr>
+      <w:r>
+        <w:rPr>
+          <w:b/>
+          <w:bCs/>
+        </w:rPr>
+        <w:t>24. What kind of hybrid work arrangement are you looking for?</w:t>
+      </w:r>
+    </w:p>
+    <w:p>
+      <w:pPr>
+        <w:spacing w:after="0" w:line="240" w:lineRule="auto"/>
+      </w:pPr>
+      <w:r>
+        <w:rPr>
+          <w:b/>
+          <w:bCs/>
+        </w:rPr>
+        <w:t>Answer:</w:t>
+      </w:r>
+      <w:r>
+        <w:br/>
+        <w:t>Initially, I would prefer to start with approximately 2–3 days per month onsite. After a few months, I can gradually increase to around 2 days per week.</w:t>
+      </w:r>
+    </w:p>
+    <w:p>
+      <w:pPr>
+        <w:spacing w:after="0" w:line="240" w:lineRule="auto"/>
+        <w:rPr>
+          <w:b/>
+          <w:bCs/>
+        </w:rPr>
+      </w:pPr>
+      <w:r>
+        <w:rPr>
+          <w:b/>
+          <w:bCs/>
+        </w:rPr>
+        <w:t>25. Are you open to increasing your onsite presence over time?</w:t>
+      </w:r>
+    </w:p>
+    <w:p>
+      <w:pPr>
+        <w:spacing w:after="0" w:line="240" w:lineRule="auto"/>
+      </w:pPr>
+      <w:r>
+        <w:rPr>
+          <w:b/>
+          <w:bCs/>
+        </w:rPr>
+        <w:t>Answer:</w:t>
+      </w:r>
+      <w:r>
+        <w:br/>
+        <w:t>Yes, absolutely. My plan is to gradually increase my onsite presence as my situation stabilizes.</w:t>
+      </w:r>
+    </w:p>
+    <w:p>
+      <w:pPr>
+        <w:spacing w:after="0" w:line="240" w:lineRule="auto"/>
+        <w:rPr>
+          <w:b/>
+          <w:bCs/>
+        </w:rPr>
+      </w:pPr>
+      <w:r>
+        <w:rPr>
+          <w:b/>
+          <w:bCs/>
+        </w:rPr>
+        <w:t>26. Are you willing to relocate?</w:t>
+      </w:r>
+    </w:p>
+    <w:p>
+      <w:pPr>
+        <w:spacing w:after="0" w:line="240" w:lineRule="auto"/>
+      </w:pPr>
+      <w:r>
+        <w:rPr>
+          <w:b/>
+          <w:bCs/>
+        </w:rPr>
+        <w:t>Answer:</w:t>
+      </w:r>
+      <w:r>
+        <w:br/>
+        <w:t>Yes, I am open to relocation in the long term. I would likely plan for relocation within the next couple of years once everything is settled.</w:t>
+      </w:r>
+    </w:p>
+    <w:p>
+      <w:pPr>
+        <w:spacing w:after="0" w:line="240" w:lineRule="auto"/>
+        <w:rPr>
+          <w:b/>
+          <w:bCs/>
+        </w:rPr>
+      </w:pPr>
+      <w:r>
+        <w:rPr>
+          <w:b/>
+          <w:bCs/>
+        </w:rPr>
+        <w:t>27. How will you manage responsibilities if you are working remotely initially?</w:t>
+      </w:r>
+    </w:p>
+    <w:p>
+      <w:pPr>
+        <w:spacing w:after="0" w:line="240" w:lineRule="auto"/>
+      </w:pPr>
+      <w:r>
+        <w:rPr>
+          <w:b/>
+          <w:bCs/>
+        </w:rPr>
+        <w:t>Answer:</w:t>
+      </w:r>
+      <w:r>
+        <w:br/>
+        <w:t>I am experienced in remote collaboration and will ensure full availability, clear communication, and timely delivery. I will also travel to the office as required.</w:t>
+      </w:r>
+    </w:p>
+    <w:p>
+      <w:pPr>
+        <w:spacing w:after="0" w:line="240" w:lineRule="auto"/>
+      </w:pPr>
+    </w:p>
+    <w:p>
+      <w:pPr>
+        <w:spacing w:after="0" w:line="240" w:lineRule="auto"/>
+        <w:rPr>
+          <w:b/>
+          <w:bCs/>
+        </w:rPr>
+      </w:pPr>
+      <w:r>
+        <w:rPr>
+          <w:b/>
+          <w:bCs/>
+        </w:rPr>
+        <w:lastRenderedPageBreak/>
+        <w:t>28. Will your family situation affect your work?</w:t>
+      </w:r>
+    </w:p>
+    <w:p>
+      <w:pPr>
+        <w:spacing w:after="0" w:line="240" w:lineRule="auto"/>
+      </w:pPr>
+      <w:r>
+        <w:rPr>
+          <w:b/>
+          <w:bCs/>
+        </w:rPr>
+        <w:t>Answer:</w:t>
+      </w:r>
+      <w:r>
+        <w:br/>
+        <w:t>No, I will ensure proper arrangements, including childcare support, so that I can fully focus on my professional responsibilities.</w:t>
+      </w:r>
+    </w:p>
+    <w:p>
+      <w:pPr>
+        <w:spacing w:after="0" w:line="240" w:lineRule="auto"/>
+        <w:rPr>
+          <w:b/>
+          <w:bCs/>
+        </w:rPr>
+      </w:pPr>
+      <w:r>
+        <w:rPr>
+          <w:b/>
+          <w:bCs/>
+        </w:rPr>
+        <w:t>29. How often can you travel to the office if required?</w:t>
+      </w:r>
+    </w:p>
+    <w:p>
+      <w:pPr>
+        <w:spacing w:after="0" w:line="240" w:lineRule="auto"/>
+      </w:pPr>
+      <w:r>
+        <w:rPr>
+          <w:b/>
+          <w:bCs/>
+        </w:rPr>
+        <w:t>Answer:</w:t>
+      </w:r>
+      <w:r>
+        <w:br/>
+        <w:t>I can commit to visiting the office a few times per month initially and adjust as needed based on project requirements.</w:t>
+      </w:r>
+    </w:p>
+    <w:p>
+      <w:pPr>
+        <w:spacing w:after="0" w:line="240" w:lineRule="auto"/>
+        <w:rPr>
+          <w:b/>
+          <w:bCs/>
+        </w:rPr>
+      </w:pPr>
+      <w:r>
+        <w:rPr>
+          <w:b/>
+          <w:bCs/>
+        </w:rPr>
+        <w:t>30. What is your notice period?</w:t>
+      </w:r>
+    </w:p>
+    <w:p>
+      <w:pPr>
+        <w:spacing w:after="0" w:line="240" w:lineRule="auto"/>
+      </w:pPr>
+      <w:r>
+        <w:rPr>
+          <w:b/>
+          <w:bCs/>
+        </w:rPr>
+        <w:t>Answer:</w:t>
+      </w:r>
+      <w:r>
+        <w:br/>
+        <w:t>My notice period is 2 weeks, and at most it could extend to 3 weeks depending on transition requirements.</w:t>
+      </w:r>
+    </w:p>
+    <w:p>
+      <w:pPr>
+        <w:spacing w:after="0" w:line="240" w:lineRule="auto"/>
+        <w:rPr>
+          <w:b/>
+          <w:bCs/>
+        </w:rPr>
+      </w:pPr>
+      <w:r>
+        <w:rPr>
+          <w:b/>
+          <w:bCs/>
+        </w:rPr>
+        <w:t>31. When can you join?</w:t>
+      </w:r>
+    </w:p>
+    <w:p>
+      <w:pPr>
+        <w:spacing w:after="0" w:line="240" w:lineRule="auto"/>
+      </w:pPr>
+      <w:r>
+        <w:rPr>
+          <w:b/>
+          <w:bCs/>
+        </w:rPr>
+        <w:t>Answer:</w:t>
+      </w:r>
+      <w:r>
+        <w:br/>
+        <w:t>I am ready to join immediately after completing my notice period.</w:t>
+      </w:r>
+    </w:p>
+    <w:p>
+      <w:pPr>
+        <w:spacing w:after="0" w:line="240" w:lineRule="auto"/>
+        <w:rPr>
+          <w:b/>
+          <w:bCs/>
+        </w:rPr>
+      </w:pPr>
+      <w:r>
+        <w:rPr>
+          <w:b/>
+          <w:bCs/>
+        </w:rPr>
+        <w:t>32. Are you comfortable with background verification?</w:t>
+      </w:r>
+    </w:p>
+    <w:p>
+      <w:pPr>
+        <w:spacing w:after="0" w:line="240" w:lineRule="auto"/>
+      </w:pPr>
+      <w:r>
+        <w:rPr>
+          <w:b/>
+          <w:bCs/>
+        </w:rPr>
+        <w:t>Answer:</w:t>
+      </w:r>
+      <w:r>
+        <w:br/>
+        <w:t>Yes, I am fully comfortable with background verification and have already confirmed my consent.</w:t>
       </w:r>
     </w:p>
     <w:p>
